--- a/USER_GUIDE.docx
+++ b/USER_GUIDE.docx
@@ -46,7 +46,7 @@
           <w:color w:val="4F46E5"/>
           <w:sz w:val="26"/>
         </w:rPr>
-        <w:t>Work Tracker Pro (TrackerKerja) v3.7</w:t>
+        <w:t>Work Tracker Pro (TrackerKerja) v3.8</w:t>
       </w:r>
     </w:p>
     <w:p>
@@ -60,7 +60,7 @@
           <w:color w:val="475569"/>
           <w:sz w:val="21"/>
         </w:rPr>
-        <w:t>Panduan Operasional Komprehensif Seluruh Fitur: Registrasi Kode Perusahaan, Multi-Company, Project Financials, Grouping Anggota Tim Admin, 4-Tab Konfigurasi Host, Presensi, dan Timesheet</w:t>
+        <w:t>Panduan Operasional Komprehensif Seluruh Fitur: Full-Width Studio Layout, Projects REST API, Panduan Pengujian QA E2E Matrix, Timesheet, dan Presensi</w:t>
       </w:r>
     </w:p>
     <w:p>
@@ -147,7 +147,7 @@
                 <w:color w:val="0F172A"/>
                 <w:sz w:val="19"/>
               </w:rPr>
-              <w:t>UG-WTP-3.7-202609</w:t>
+              <w:t>UG-WTP-3.8-202610</w:t>
             </w:r>
           </w:p>
         </w:tc>
@@ -215,7 +215,7 @@
                 <w:color w:val="0F172A"/>
                 <w:sz w:val="19"/>
               </w:rPr>
-              <w:t>v3.7 Multi-Company Corporate Isolation &amp; Project Financials Edition</w:t>
+              <w:t>v3.8 Multi-Company Corporate Isolation &amp; Project Financials Edition</w:t>
             </w:r>
           </w:p>
         </w:tc>
@@ -282,7 +282,7 @@
                 <w:color w:val="0F172A"/>
                 <w:sz w:val="19"/>
               </w:rPr>
-              <w:t>29 September 2026</w:t>
+              <w:t>08 Oktober 2026</w:t>
             </w:r>
           </w:p>
         </w:tc>
@@ -576,7 +576,7 @@
                 <w:color w:val="0369A1"/>
                 <w:sz w:val="19"/>
               </w:rPr>
-              <w:t xml:space="preserve">: 3.7 (Multi-Company Corporate Code Isolation, Project Finance, Admin Company Grouping &amp; Gamification Edition) </w:t>
+              <w:t xml:space="preserve">: 3.8 (Full-Width Studio Layout, Projects REST API &amp; Enterprise QA Testing Edition) </w:t>
             </w:r>
             <w:r>
               <w:rPr>
@@ -616,7 +616,7 @@
                 <w:color w:val="0369A1"/>
                 <w:sz w:val="19"/>
               </w:rPr>
-              <w:t>: 29 September 2026</w:t>
+              <w:t>: 08 Oktober 2026</w:t>
             </w:r>
           </w:p>
         </w:tc>
@@ -2948,6 +2948,382 @@
           <w:sz w:val="19"/>
           <w:u w:val="single"/>
         </w:rPr>
+        <w:t>Tata Letak Studio Bentang Penuh (Full-Width Responsive Studio Layout)</w:t>
+      </w:r>
+    </w:p>
+    <w:p>
+      <w:pPr>
+        <w:spacing w:before="20" w:after="40" w:line="276" w:lineRule="auto"/>
+        <w:ind w:left="1080"/>
+      </w:pPr>
+      <w:r>
+        <w:rPr>
+          <w:rFonts w:ascii="Arial" w:hAnsi="Arial"/>
+          <w:b/>
+          <w:color w:val="2563EB"/>
+          <w:sz w:val="19"/>
+        </w:rPr>
+        <w:t xml:space="preserve">⁃ </w:t>
+      </w:r>
+      <w:r>
+        <w:rPr>
+          <w:rFonts w:ascii="Calibri" w:hAnsi="Calibri"/>
+          <w:b w:val="0"/>
+          <w:i w:val="0"/>
+          <w:color w:val="1E293B"/>
+          <w:sz w:val="19"/>
+        </w:rPr>
+        <w:t xml:space="preserve">15.1 </w:t>
+      </w:r>
+      <w:r>
+        <w:rPr>
+          <w:rFonts w:ascii="Calibri" w:hAnsi="Calibri"/>
+          <w:b w:val="0"/>
+          <w:i w:val="0"/>
+          <w:color w:val="2563EB"/>
+          <w:sz w:val="19"/>
+          <w:u w:val="single"/>
+        </w:rPr>
+        <w:t>Prinsip Kerja Kanvas Studio 2-Kolom &amp; Bilah Aksi Bawah</w:t>
+      </w:r>
+    </w:p>
+    <w:p>
+      <w:pPr>
+        <w:spacing w:before="20" w:after="40" w:line="276" w:lineRule="auto"/>
+        <w:ind w:left="1080"/>
+      </w:pPr>
+      <w:r>
+        <w:rPr>
+          <w:rFonts w:ascii="Arial" w:hAnsi="Arial"/>
+          <w:b/>
+          <w:color w:val="2563EB"/>
+          <w:sz w:val="19"/>
+        </w:rPr>
+        <w:t xml:space="preserve">⁃ </w:t>
+      </w:r>
+      <w:r>
+        <w:rPr>
+          <w:rFonts w:ascii="Calibri" w:hAnsi="Calibri"/>
+          <w:b w:val="0"/>
+          <w:i w:val="0"/>
+          <w:color w:val="1E293B"/>
+          <w:sz w:val="19"/>
+        </w:rPr>
+        <w:t xml:space="preserve">15.2 </w:t>
+      </w:r>
+      <w:r>
+        <w:rPr>
+          <w:rFonts w:ascii="Calibri" w:hAnsi="Calibri"/>
+          <w:b w:val="0"/>
+          <w:i w:val="0"/>
+          <w:color w:val="2563EB"/>
+          <w:sz w:val="19"/>
+          <w:u w:val="single"/>
+        </w:rPr>
+        <w:t>Operasional Halaman Edit Tugas (/Task/Edit)</w:t>
+      </w:r>
+    </w:p>
+    <w:p>
+      <w:pPr>
+        <w:spacing w:before="20" w:after="40" w:line="276" w:lineRule="auto"/>
+        <w:ind w:left="1080"/>
+      </w:pPr>
+      <w:r>
+        <w:rPr>
+          <w:rFonts w:ascii="Arial" w:hAnsi="Arial"/>
+          <w:b/>
+          <w:color w:val="2563EB"/>
+          <w:sz w:val="19"/>
+        </w:rPr>
+        <w:t xml:space="preserve">⁃ </w:t>
+      </w:r>
+      <w:r>
+        <w:rPr>
+          <w:rFonts w:ascii="Calibri" w:hAnsi="Calibri"/>
+          <w:b w:val="0"/>
+          <w:i w:val="0"/>
+          <w:color w:val="1E293B"/>
+          <w:sz w:val="19"/>
+        </w:rPr>
+        <w:t xml:space="preserve">15.3 </w:t>
+      </w:r>
+      <w:r>
+        <w:rPr>
+          <w:rFonts w:ascii="Calibri" w:hAnsi="Calibri"/>
+          <w:b w:val="0"/>
+          <w:i w:val="0"/>
+          <w:color w:val="2563EB"/>
+          <w:sz w:val="19"/>
+          <w:u w:val="single"/>
+        </w:rPr>
+        <w:t>Operasional Halaman Edit Catatan (/Note/Edit)</w:t>
+      </w:r>
+    </w:p>
+    <w:p>
+      <w:pPr>
+        <w:spacing w:before="20" w:after="40" w:line="276" w:lineRule="auto"/>
+        <w:ind w:left="1080"/>
+      </w:pPr>
+      <w:r>
+        <w:rPr>
+          <w:rFonts w:ascii="Arial" w:hAnsi="Arial"/>
+          <w:b/>
+          <w:color w:val="2563EB"/>
+          <w:sz w:val="19"/>
+        </w:rPr>
+        <w:t xml:space="preserve">⁃ </w:t>
+      </w:r>
+      <w:r>
+        <w:rPr>
+          <w:rFonts w:ascii="Calibri" w:hAnsi="Calibri"/>
+          <w:b w:val="0"/>
+          <w:i w:val="0"/>
+          <w:color w:val="1E293B"/>
+          <w:sz w:val="19"/>
+        </w:rPr>
+        <w:t xml:space="preserve">15.4 </w:t>
+      </w:r>
+      <w:r>
+        <w:rPr>
+          <w:rFonts w:ascii="Calibri" w:hAnsi="Calibri"/>
+          <w:b w:val="0"/>
+          <w:i w:val="0"/>
+          <w:color w:val="2563EB"/>
+          <w:sz w:val="19"/>
+          <w:u w:val="single"/>
+        </w:rPr>
+        <w:t>Operasional Halaman Edit Anggota Tim (/Member/Edit)</w:t>
+      </w:r>
+    </w:p>
+    <w:p>
+      <w:pPr>
+        <w:spacing w:before="20" w:after="40" w:line="276" w:lineRule="auto"/>
+        <w:ind w:left="1080"/>
+      </w:pPr>
+      <w:r>
+        <w:rPr>
+          <w:rFonts w:ascii="Arial" w:hAnsi="Arial"/>
+          <w:b/>
+          <w:color w:val="2563EB"/>
+          <w:sz w:val="19"/>
+        </w:rPr>
+        <w:t xml:space="preserve">⁃ </w:t>
+      </w:r>
+      <w:r>
+        <w:rPr>
+          <w:rFonts w:ascii="Calibri" w:hAnsi="Calibri"/>
+          <w:b w:val="0"/>
+          <w:i w:val="0"/>
+          <w:color w:val="1E293B"/>
+          <w:sz w:val="19"/>
+        </w:rPr>
+        <w:t xml:space="preserve">15.5 </w:t>
+      </w:r>
+      <w:r>
+        <w:rPr>
+          <w:rFonts w:ascii="Calibri" w:hAnsi="Calibri"/>
+          <w:b w:val="0"/>
+          <w:i w:val="0"/>
+          <w:color w:val="2563EB"/>
+          <w:sz w:val="19"/>
+          <w:u w:val="single"/>
+        </w:rPr>
+        <w:t>Operasional Halaman Edit Proyek (/Project/Edit)</w:t>
+      </w:r>
+    </w:p>
+    <w:p>
+      <w:pPr>
+        <w:spacing w:before="20" w:after="40" w:line="276" w:lineRule="auto"/>
+        <w:ind w:left="1080"/>
+      </w:pPr>
+      <w:r>
+        <w:rPr>
+          <w:rFonts w:ascii="Arial" w:hAnsi="Arial"/>
+          <w:b/>
+          <w:color w:val="2563EB"/>
+          <w:sz w:val="19"/>
+        </w:rPr>
+        <w:t xml:space="preserve">⁃ </w:t>
+      </w:r>
+      <w:r>
+        <w:rPr>
+          <w:rFonts w:ascii="Calibri" w:hAnsi="Calibri"/>
+          <w:b w:val="0"/>
+          <w:i w:val="0"/>
+          <w:color w:val="1E293B"/>
+          <w:sz w:val="19"/>
+        </w:rPr>
+        <w:t xml:space="preserve">15.6 </w:t>
+      </w:r>
+      <w:r>
+        <w:rPr>
+          <w:rFonts w:ascii="Calibri" w:hAnsi="Calibri"/>
+          <w:b w:val="0"/>
+          <w:i w:val="0"/>
+          <w:color w:val="2563EB"/>
+          <w:sz w:val="19"/>
+          <w:u w:val="single"/>
+        </w:rPr>
+        <w:t>Operasional Halaman Profil Akun (/Account/Profile)</w:t>
+      </w:r>
+    </w:p>
+    <w:p>
+      <w:pPr>
+        <w:spacing w:before="20" w:after="40" w:line="276" w:lineRule="auto"/>
+        <w:ind w:left="360"/>
+      </w:pPr>
+      <w:r>
+        <w:rPr>
+          <w:rFonts w:ascii="Arial" w:hAnsi="Arial"/>
+          <w:b/>
+          <w:color w:val="2563EB"/>
+          <w:sz w:val="19"/>
+        </w:rPr>
+        <w:t xml:space="preserve">16. </w:t>
+      </w:r>
+      <w:r>
+        <w:rPr>
+          <w:rFonts w:ascii="Calibri" w:hAnsi="Calibri"/>
+          <w:b w:val="0"/>
+          <w:i w:val="0"/>
+          <w:color w:val="2563EB"/>
+          <w:sz w:val="19"/>
+          <w:u w:val="single"/>
+        </w:rPr>
+        <w:t>Panduan Pengujian Mutu (QA) &amp; Pelacakan Test Case E2E Excel</w:t>
+      </w:r>
+    </w:p>
+    <w:p>
+      <w:pPr>
+        <w:spacing w:before="20" w:after="40" w:line="276" w:lineRule="auto"/>
+        <w:ind w:left="1080"/>
+      </w:pPr>
+      <w:r>
+        <w:rPr>
+          <w:rFonts w:ascii="Arial" w:hAnsi="Arial"/>
+          <w:b/>
+          <w:color w:val="2563EB"/>
+          <w:sz w:val="19"/>
+        </w:rPr>
+        <w:t xml:space="preserve">⁃ </w:t>
+      </w:r>
+      <w:r>
+        <w:rPr>
+          <w:rFonts w:ascii="Calibri" w:hAnsi="Calibri"/>
+          <w:b w:val="0"/>
+          <w:i w:val="0"/>
+          <w:color w:val="1E293B"/>
+          <w:sz w:val="19"/>
+        </w:rPr>
+        <w:t xml:space="preserve">16.1 </w:t>
+      </w:r>
+      <w:r>
+        <w:rPr>
+          <w:rFonts w:ascii="Calibri" w:hAnsi="Calibri"/>
+          <w:b w:val="0"/>
+          <w:i w:val="0"/>
+          <w:color w:val="2563EB"/>
+          <w:sz w:val="19"/>
+          <w:u w:val="single"/>
+        </w:rPr>
+        <w:t>Struktur Paket Pengujian QA &amp; Berkas Matriks</w:t>
+      </w:r>
+    </w:p>
+    <w:p>
+      <w:pPr>
+        <w:spacing w:before="20" w:after="40" w:line="276" w:lineRule="auto"/>
+        <w:ind w:left="1080"/>
+      </w:pPr>
+      <w:r>
+        <w:rPr>
+          <w:rFonts w:ascii="Arial" w:hAnsi="Arial"/>
+          <w:b/>
+          <w:color w:val="2563EB"/>
+          <w:sz w:val="19"/>
+        </w:rPr>
+        <w:t xml:space="preserve">⁃ </w:t>
+      </w:r>
+      <w:r>
+        <w:rPr>
+          <w:rFonts w:ascii="Calibri" w:hAnsi="Calibri"/>
+          <w:b w:val="0"/>
+          <w:i w:val="0"/>
+          <w:color w:val="1E293B"/>
+          <w:sz w:val="19"/>
+        </w:rPr>
+        <w:t xml:space="preserve">16.2 </w:t>
+      </w:r>
+      <w:r>
+        <w:rPr>
+          <w:rFonts w:ascii="Calibri" w:hAnsi="Calibri"/>
+          <w:b w:val="0"/>
+          <w:i w:val="0"/>
+          <w:color w:val="2563EB"/>
+          <w:sz w:val="19"/>
+          <w:u w:val="single"/>
+        </w:rPr>
+        <w:t>Navigasi 4 Lembar Kerja Buku Tracking Excel</w:t>
+      </w:r>
+    </w:p>
+    <w:p>
+      <w:pPr>
+        <w:spacing w:before="20" w:after="40" w:line="276" w:lineRule="auto"/>
+        <w:ind w:left="1080"/>
+      </w:pPr>
+      <w:r>
+        <w:rPr>
+          <w:rFonts w:ascii="Arial" w:hAnsi="Arial"/>
+          <w:b/>
+          <w:color w:val="2563EB"/>
+          <w:sz w:val="19"/>
+        </w:rPr>
+        <w:t xml:space="preserve">⁃ </w:t>
+      </w:r>
+      <w:r>
+        <w:rPr>
+          <w:rFonts w:ascii="Calibri" w:hAnsi="Calibri"/>
+          <w:b w:val="0"/>
+          <w:i w:val="0"/>
+          <w:color w:val="1E293B"/>
+          <w:sz w:val="19"/>
+        </w:rPr>
+        <w:t xml:space="preserve">16.3 </w:t>
+      </w:r>
+      <w:r>
+        <w:rPr>
+          <w:rFonts w:ascii="Calibri" w:hAnsi="Calibri"/>
+          <w:b w:val="0"/>
+          <w:i w:val="0"/>
+          <w:color w:val="2563EB"/>
+          <w:sz w:val="19"/>
+          <w:u w:val="single"/>
+        </w:rPr>
+        <w:t>Prosedur Eksekusi Pengujian &amp; Pencatatan Bug (Defect Logging)</w:t>
+      </w:r>
+    </w:p>
+    <w:p>
+      <w:pPr>
+        <w:spacing w:before="20" w:after="40" w:line="276" w:lineRule="auto"/>
+        <w:ind w:left="360"/>
+      </w:pPr>
+      <w:r>
+        <w:rPr>
+          <w:rFonts w:ascii="Arial" w:hAnsi="Arial"/>
+          <w:b/>
+          <w:color w:val="2563EB"/>
+          <w:sz w:val="19"/>
+        </w:rPr>
+        <w:t xml:space="preserve">17. </w:t>
+      </w:r>
+      <w:r>
+        <w:rPr>
+          <w:rFonts w:ascii="Calibri" w:hAnsi="Calibri"/>
+          <w:b w:val="0"/>
+          <w:i w:val="0"/>
+          <w:color w:val="2563EB"/>
+          <w:sz w:val="19"/>
+          <w:u w:val="single"/>
+        </w:rPr>
         <w:t>Tips &amp; Pertanyaan Umum (FAQ)</w:t>
       </w:r>
     </w:p>
@@ -22113,7 +22489,3999 @@
           <w:color w:val="2563EB"/>
           <w:sz w:val="27"/>
         </w:rPr>
-        <w:t>15. Tips &amp; Pertanyaan Umum (FAQ)</w:t>
+        <w:t>15. Tata Letak Studio Bentang Penuh (Full-Width Responsive Studio Layout)</w:t>
+      </w:r>
+    </w:p>
+    <w:p>
+      <w:pPr>
+        <w:spacing w:before="0" w:after="80" w:line="276" w:lineRule="auto"/>
+      </w:pPr>
+      <w:r>
+        <w:rPr>
+          <w:rFonts w:ascii="Calibri" w:hAnsi="Calibri"/>
+          <w:b w:val="0"/>
+          <w:i w:val="0"/>
+          <w:color w:val="1E293B"/>
+          <w:sz w:val="20"/>
+        </w:rPr>
+        <w:t xml:space="preserve">Mulai versi 3.8, Work Tracker Pro menghadirkan pengalaman visual baru dengan tata letak </w:t>
+      </w:r>
+      <w:r>
+        <w:rPr>
+          <w:rFonts w:ascii="Calibri" w:hAnsi="Calibri"/>
+          <w:b/>
+          <w:i w:val="0"/>
+          <w:color w:val="1E293B"/>
+          <w:sz w:val="20"/>
+        </w:rPr>
+        <w:t>Full-Width Responsive Studio Layout</w:t>
+      </w:r>
+      <w:r>
+        <w:rPr>
+          <w:rFonts w:ascii="Calibri" w:hAnsi="Calibri"/>
+          <w:b w:val="0"/>
+          <w:i w:val="0"/>
+          <w:color w:val="1E293B"/>
+          <w:sz w:val="20"/>
+        </w:rPr>
+        <w:t xml:space="preserve"> pada lima halaman operasional utama. Tata letak ini menggantikan model formulir sempit terpusat lama menjadi kanvas studio profesional yang memaksimalkan area layar monitor lebar (</w:t>
+      </w:r>
+      <w:r>
+        <w:rPr>
+          <w:rFonts w:ascii="Calibri" w:hAnsi="Calibri"/>
+          <w:b w:val="0"/>
+          <w:i/>
+          <w:color w:val="1E293B"/>
+          <w:sz w:val="20"/>
+        </w:rPr>
+        <w:t>widescreen</w:t>
+      </w:r>
+      <w:r>
+        <w:rPr>
+          <w:rFonts w:ascii="Calibri" w:hAnsi="Calibri"/>
+          <w:b w:val="0"/>
+          <w:i w:val="0"/>
+          <w:color w:val="1E293B"/>
+          <w:sz w:val="20"/>
+        </w:rPr>
+        <w:t xml:space="preserve"> / FHD / QHD) untuk kenyamanan bekerja multi-tasking.</w:t>
+      </w:r>
+    </w:p>
+    <w:p>
+      <w:pPr>
+        <w:keepNext/>
+        <w:spacing w:before="160" w:after="40"/>
+      </w:pPr>
+      <w:r>
+        <w:rPr>
+          <w:rFonts w:ascii="Calibri" w:hAnsi="Calibri"/>
+          <w:b/>
+          <w:color w:val="1E293B"/>
+          <w:sz w:val="23"/>
+        </w:rPr>
+        <w:t>15.1 Prinsip Kerja Kanvas Studio 2-Kolom &amp; Bilah Aksi Bawah</w:t>
+      </w:r>
+    </w:p>
+    <w:p>
+      <w:pPr>
+        <w:spacing w:before="0" w:after="80" w:line="276" w:lineRule="auto"/>
+      </w:pPr>
+      <w:r>
+        <w:rPr>
+          <w:rFonts w:ascii="Calibri" w:hAnsi="Calibri"/>
+          <w:b w:val="0"/>
+          <w:i w:val="0"/>
+          <w:color w:val="1E293B"/>
+          <w:sz w:val="20"/>
+        </w:rPr>
+        <w:t>Tata letak studio membagi ruang kerja menjadi dua area fungsional komplementer:</w:t>
+      </w:r>
+    </w:p>
+    <w:p>
+      <w:pPr>
+        <w:spacing w:before="20" w:after="40" w:line="276" w:lineRule="auto"/>
+        <w:ind w:left="360"/>
+      </w:pPr>
+      <w:r>
+        <w:rPr>
+          <w:rFonts w:ascii="Arial" w:hAnsi="Arial"/>
+          <w:b/>
+          <w:color w:val="2563EB"/>
+          <w:sz w:val="19"/>
+        </w:rPr>
+        <w:t xml:space="preserve">1. </w:t>
+      </w:r>
+      <w:r>
+        <w:rPr>
+          <w:rFonts w:ascii="Calibri" w:hAnsi="Calibri"/>
+          <w:b/>
+          <w:i w:val="0"/>
+          <w:color w:val="1E293B"/>
+          <w:sz w:val="19"/>
+        </w:rPr>
+        <w:t>Kanvas Utama Kiri (8 Kolom / Lebar ~66%)</w:t>
+      </w:r>
+      <w:r>
+        <w:rPr>
+          <w:rFonts w:ascii="Calibri" w:hAnsi="Calibri"/>
+          <w:b w:val="0"/>
+          <w:i w:val="0"/>
+          <w:color w:val="1E293B"/>
+          <w:sz w:val="19"/>
+        </w:rPr>
+        <w:t>:</w:t>
+      </w:r>
+    </w:p>
+    <w:p>
+      <w:pPr>
+        <w:spacing w:before="20" w:after="40" w:line="276" w:lineRule="auto"/>
+        <w:ind w:left="720"/>
+      </w:pPr>
+      <w:r>
+        <w:rPr>
+          <w:rFonts w:ascii="Arial" w:hAnsi="Arial"/>
+          <w:b/>
+          <w:color w:val="2563EB"/>
+          <w:sz w:val="19"/>
+        </w:rPr>
+        <w:t xml:space="preserve">⁃ </w:t>
+      </w:r>
+      <w:r>
+        <w:rPr>
+          <w:rFonts w:ascii="Calibri" w:hAnsi="Calibri"/>
+          <w:b w:val="0"/>
+          <w:i w:val="0"/>
+          <w:color w:val="1E293B"/>
+          <w:sz w:val="19"/>
+        </w:rPr>
+        <w:t>Area terfokus untuk konten inti yang memerlukan ruang ketik dan pembacaan luas: Judul tugas, editor deskripsi dokumen, pencatatan kendala &amp; solusi teknis, entri manual timesheet, dan manajemen sub-tugas.</w:t>
+      </w:r>
+    </w:p>
+    <w:p>
+      <w:pPr>
+        <w:spacing w:before="20" w:after="40" w:line="276" w:lineRule="auto"/>
+        <w:ind w:left="360"/>
+      </w:pPr>
+      <w:r>
+        <w:rPr>
+          <w:rFonts w:ascii="Arial" w:hAnsi="Arial"/>
+          <w:b/>
+          <w:color w:val="2563EB"/>
+          <w:sz w:val="19"/>
+        </w:rPr>
+        <w:t xml:space="preserve">2. </w:t>
+      </w:r>
+      <w:r>
+        <w:rPr>
+          <w:rFonts w:ascii="Calibri" w:hAnsi="Calibri"/>
+          <w:b/>
+          <w:i w:val="0"/>
+          <w:color w:val="1E293B"/>
+          <w:sz w:val="19"/>
+        </w:rPr>
+        <w:t>Bilah Pengawas Metadata Kanan (Sticky Metadata Inspector Sidebar - 4 Kolom / Lebar ~33%)</w:t>
+      </w:r>
+      <w:r>
+        <w:rPr>
+          <w:rFonts w:ascii="Calibri" w:hAnsi="Calibri"/>
+          <w:b w:val="0"/>
+          <w:i w:val="0"/>
+          <w:color w:val="1E293B"/>
+          <w:sz w:val="19"/>
+        </w:rPr>
+        <w:t>:</w:t>
+      </w:r>
+    </w:p>
+    <w:p>
+      <w:pPr>
+        <w:spacing w:before="20" w:after="40" w:line="276" w:lineRule="auto"/>
+        <w:ind w:left="720"/>
+      </w:pPr>
+      <w:r>
+        <w:rPr>
+          <w:rFonts w:ascii="Arial" w:hAnsi="Arial"/>
+          <w:b/>
+          <w:color w:val="2563EB"/>
+          <w:sz w:val="19"/>
+        </w:rPr>
+        <w:t xml:space="preserve">⁃ </w:t>
+      </w:r>
+      <w:r>
+        <w:rPr>
+          <w:rFonts w:ascii="Calibri" w:hAnsi="Calibri"/>
+          <w:b w:val="0"/>
+          <w:i w:val="0"/>
+          <w:color w:val="1E293B"/>
+          <w:sz w:val="19"/>
+        </w:rPr>
+        <w:t>Berisi kartu-kartu atribut seperti pemilih Proyek, Assignee (PIC), Kategori, Prioritas, Status, Milestone, Slider Kemajuan, dan Pemilih Tanggal.</w:t>
+      </w:r>
+    </w:p>
+    <w:p>
+      <w:pPr>
+        <w:spacing w:before="20" w:after="40" w:line="276" w:lineRule="auto"/>
+        <w:ind w:left="720"/>
+      </w:pPr>
+      <w:r>
+        <w:rPr>
+          <w:rFonts w:ascii="Arial" w:hAnsi="Arial"/>
+          <w:b/>
+          <w:color w:val="2563EB"/>
+          <w:sz w:val="19"/>
+        </w:rPr>
+        <w:t xml:space="preserve">⁃ </w:t>
+      </w:r>
+      <w:r>
+        <w:rPr>
+          <w:rFonts w:ascii="Calibri" w:hAnsi="Calibri"/>
+          <w:b w:val="0"/>
+          <w:i w:val="0"/>
+          <w:color w:val="1E293B"/>
+          <w:sz w:val="19"/>
+        </w:rPr>
+        <w:t xml:space="preserve">Bilah ini bersifat </w:t>
+      </w:r>
+      <w:r>
+        <w:rPr>
+          <w:rFonts w:ascii="Calibri" w:hAnsi="Calibri"/>
+          <w:b/>
+          <w:i w:val="0"/>
+          <w:color w:val="1E293B"/>
+          <w:sz w:val="19"/>
+        </w:rPr>
+        <w:t>mengambang lengket (*sticky*)</w:t>
+      </w:r>
+      <w:r>
+        <w:rPr>
+          <w:rFonts w:ascii="Calibri" w:hAnsi="Calibri"/>
+          <w:b w:val="0"/>
+          <w:i w:val="0"/>
+          <w:color w:val="1E293B"/>
+          <w:sz w:val="19"/>
+        </w:rPr>
+        <w:t xml:space="preserve"> saat Anda menggulir halaman, sehingga Anda dapat mengubah status atau memeriksa deadline kapan saja tanpa harus menggulir ke atas kembali.</w:t>
+      </w:r>
+    </w:p>
+    <w:p>
+      <w:pPr>
+        <w:spacing w:before="20" w:after="40" w:line="276" w:lineRule="auto"/>
+        <w:ind w:left="360"/>
+      </w:pPr>
+      <w:r>
+        <w:rPr>
+          <w:rFonts w:ascii="Arial" w:hAnsi="Arial"/>
+          <w:b/>
+          <w:color w:val="2563EB"/>
+          <w:sz w:val="19"/>
+        </w:rPr>
+        <w:t xml:space="preserve">3. </w:t>
+      </w:r>
+      <w:r>
+        <w:rPr>
+          <w:rFonts w:ascii="Calibri" w:hAnsi="Calibri"/>
+          <w:b/>
+          <w:i w:val="0"/>
+          <w:color w:val="1E293B"/>
+          <w:sz w:val="19"/>
+        </w:rPr>
+        <w:t>Bilah Tombol Aksi Bawah Lengket (Sticky Bottom Action Bar)</w:t>
+      </w:r>
+      <w:r>
+        <w:rPr>
+          <w:rFonts w:ascii="Calibri" w:hAnsi="Calibri"/>
+          <w:b w:val="0"/>
+          <w:i w:val="0"/>
+          <w:color w:val="1E293B"/>
+          <w:sz w:val="19"/>
+        </w:rPr>
+        <w:t>:</w:t>
+      </w:r>
+    </w:p>
+    <w:p>
+      <w:pPr>
+        <w:spacing w:before="20" w:after="40" w:line="276" w:lineRule="auto"/>
+        <w:ind w:left="720"/>
+      </w:pPr>
+      <w:r>
+        <w:rPr>
+          <w:rFonts w:ascii="Arial" w:hAnsi="Arial"/>
+          <w:b/>
+          <w:color w:val="2563EB"/>
+          <w:sz w:val="19"/>
+        </w:rPr>
+        <w:t xml:space="preserve">⁃ </w:t>
+      </w:r>
+      <w:r>
+        <w:rPr>
+          <w:rFonts w:ascii="Calibri" w:hAnsi="Calibri"/>
+          <w:b w:val="0"/>
+          <w:i w:val="0"/>
+          <w:color w:val="1E293B"/>
+          <w:sz w:val="19"/>
+        </w:rPr>
+        <w:t>Panel tombol aksi di bagian paling bawah layar dengan efek kaca (</w:t>
+      </w:r>
+      <w:r>
+        <w:rPr>
+          <w:rFonts w:ascii="Calibri" w:hAnsi="Calibri"/>
+          <w:b w:val="0"/>
+          <w:i/>
+          <w:color w:val="1E293B"/>
+          <w:sz w:val="19"/>
+        </w:rPr>
+        <w:t>backdrop-blur</w:t>
+      </w:r>
+      <w:r>
+        <w:rPr>
+          <w:rFonts w:ascii="Calibri" w:hAnsi="Calibri"/>
+          <w:b w:val="0"/>
+          <w:i w:val="0"/>
+          <w:color w:val="1E293B"/>
+          <w:sz w:val="19"/>
+        </w:rPr>
+        <w:t>) yang selalu melayang di atas footer.</w:t>
+      </w:r>
+    </w:p>
+    <w:p>
+      <w:pPr>
+        <w:spacing w:before="20" w:after="40" w:line="276" w:lineRule="auto"/>
+        <w:ind w:left="720"/>
+      </w:pPr>
+      <w:r>
+        <w:rPr>
+          <w:rFonts w:ascii="Arial" w:hAnsi="Arial"/>
+          <w:b/>
+          <w:color w:val="2563EB"/>
+          <w:sz w:val="19"/>
+        </w:rPr>
+        <w:t xml:space="preserve">⁃ </w:t>
+      </w:r>
+      <w:r>
+        <w:rPr>
+          <w:rFonts w:ascii="Calibri" w:hAnsi="Calibri"/>
+          <w:b w:val="0"/>
+          <w:i w:val="0"/>
+          <w:color w:val="1E293B"/>
+          <w:sz w:val="19"/>
+        </w:rPr>
+        <w:t xml:space="preserve">Tombol </w:t>
+      </w:r>
+      <w:r>
+        <w:rPr>
+          <w:rFonts w:ascii="Calibri" w:hAnsi="Calibri"/>
+          <w:b/>
+          <w:i w:val="0"/>
+          <w:color w:val="1E293B"/>
+          <w:sz w:val="19"/>
+        </w:rPr>
+        <w:t>Simpan Perubahan</w:t>
+      </w:r>
+      <w:r>
+        <w:rPr>
+          <w:rFonts w:ascii="Calibri" w:hAnsi="Calibri"/>
+          <w:b w:val="0"/>
+          <w:i w:val="0"/>
+          <w:color w:val="1E293B"/>
+          <w:sz w:val="19"/>
+        </w:rPr>
+        <w:t xml:space="preserve">, </w:t>
+      </w:r>
+      <w:r>
+        <w:rPr>
+          <w:rFonts w:ascii="Calibri" w:hAnsi="Calibri"/>
+          <w:b/>
+          <w:i w:val="0"/>
+          <w:color w:val="1E293B"/>
+          <w:sz w:val="19"/>
+        </w:rPr>
+        <w:t>Kembali / Batal</w:t>
+      </w:r>
+      <w:r>
+        <w:rPr>
+          <w:rFonts w:ascii="Calibri" w:hAnsi="Calibri"/>
+          <w:b w:val="0"/>
+          <w:i w:val="0"/>
+          <w:color w:val="1E293B"/>
+          <w:sz w:val="19"/>
+        </w:rPr>
+        <w:t>, dan aksi utilitas sekunder selalu terlihat dan siap diklik secara instan.</w:t>
+      </w:r>
+    </w:p>
+    <w:p>
+      <w:pPr>
+        <w:keepNext/>
+        <w:spacing w:before="160" w:after="40"/>
+      </w:pPr>
+      <w:r>
+        <w:rPr>
+          <w:rFonts w:ascii="Calibri" w:hAnsi="Calibri"/>
+          <w:b/>
+          <w:color w:val="1E293B"/>
+          <w:sz w:val="23"/>
+        </w:rPr>
+        <w:t>15.2 Operasional Halaman Edit Tugas (`/Task/Edit`)</w:t>
+      </w:r>
+    </w:p>
+    <w:p>
+      <w:pPr>
+        <w:spacing w:before="20" w:after="40" w:line="276" w:lineRule="auto"/>
+        <w:ind w:left="360"/>
+      </w:pPr>
+      <w:r>
+        <w:rPr>
+          <w:rFonts w:ascii="Arial" w:hAnsi="Arial"/>
+          <w:b/>
+          <w:color w:val="2563EB"/>
+          <w:sz w:val="19"/>
+        </w:rPr>
+        <w:t xml:space="preserve">1. </w:t>
+      </w:r>
+      <w:r>
+        <w:rPr>
+          <w:rFonts w:ascii="Calibri" w:hAnsi="Calibri"/>
+          <w:b/>
+          <w:i w:val="0"/>
+          <w:color w:val="1E293B"/>
+          <w:sz w:val="19"/>
+        </w:rPr>
+        <w:t>Menyunting Konten &amp; Kendala</w:t>
+      </w:r>
+      <w:r>
+        <w:rPr>
+          <w:rFonts w:ascii="Calibri" w:hAnsi="Calibri"/>
+          <w:b w:val="0"/>
+          <w:i w:val="0"/>
+          <w:color w:val="1E293B"/>
+          <w:sz w:val="19"/>
+        </w:rPr>
+        <w:t>:</w:t>
+      </w:r>
+    </w:p>
+    <w:p>
+      <w:pPr>
+        <w:spacing w:before="20" w:after="40" w:line="276" w:lineRule="auto"/>
+        <w:ind w:left="720"/>
+      </w:pPr>
+      <w:r>
+        <w:rPr>
+          <w:rFonts w:ascii="Arial" w:hAnsi="Arial"/>
+          <w:b/>
+          <w:color w:val="2563EB"/>
+          <w:sz w:val="19"/>
+        </w:rPr>
+        <w:t xml:space="preserve">⁃ </w:t>
+      </w:r>
+      <w:r>
+        <w:rPr>
+          <w:rFonts w:ascii="Calibri" w:hAnsi="Calibri"/>
+          <w:b w:val="0"/>
+          <w:i w:val="0"/>
+          <w:color w:val="1E293B"/>
+          <w:sz w:val="19"/>
+        </w:rPr>
+        <w:t>Ketik atau perbarui deskripsi tugas pada kanvas kiri.</w:t>
+      </w:r>
+    </w:p>
+    <w:p>
+      <w:pPr>
+        <w:spacing w:before="20" w:after="40" w:line="276" w:lineRule="auto"/>
+        <w:ind w:left="720"/>
+      </w:pPr>
+      <w:r>
+        <w:rPr>
+          <w:rFonts w:ascii="Arial" w:hAnsi="Arial"/>
+          <w:b/>
+          <w:color w:val="2563EB"/>
+          <w:sz w:val="19"/>
+        </w:rPr>
+        <w:t xml:space="preserve">⁃ </w:t>
+      </w:r>
+      <w:r>
+        <w:rPr>
+          <w:rFonts w:ascii="Calibri" w:hAnsi="Calibri"/>
+          <w:b w:val="0"/>
+          <w:i w:val="0"/>
+          <w:color w:val="1E293B"/>
+          <w:sz w:val="19"/>
+        </w:rPr>
+        <w:t xml:space="preserve">Jika menghadapi hambatan, isi kolom </w:t>
+      </w:r>
+      <w:r>
+        <w:rPr>
+          <w:rFonts w:ascii="Calibri" w:hAnsi="Calibri"/>
+          <w:b/>
+          <w:i w:val="0"/>
+          <w:color w:val="1E293B"/>
+          <w:sz w:val="19"/>
+        </w:rPr>
+        <w:t>Kendala (Obstacle)</w:t>
+      </w:r>
+      <w:r>
+        <w:rPr>
+          <w:rFonts w:ascii="Calibri" w:hAnsi="Calibri"/>
+          <w:b w:val="0"/>
+          <w:i w:val="0"/>
+          <w:color w:val="1E293B"/>
+          <w:sz w:val="19"/>
+        </w:rPr>
+        <w:t xml:space="preserve"> dan </w:t>
+      </w:r>
+      <w:r>
+        <w:rPr>
+          <w:rFonts w:ascii="Calibri" w:hAnsi="Calibri"/>
+          <w:b/>
+          <w:i w:val="0"/>
+          <w:color w:val="1E293B"/>
+          <w:sz w:val="19"/>
+        </w:rPr>
+        <w:t>Solusi Teknis</w:t>
+      </w:r>
+      <w:r>
+        <w:rPr>
+          <w:rFonts w:ascii="Calibri" w:hAnsi="Calibri"/>
+          <w:b w:val="0"/>
+          <w:i w:val="0"/>
+          <w:color w:val="1E293B"/>
+          <w:sz w:val="19"/>
+        </w:rPr>
+        <w:t>.</w:t>
+      </w:r>
+    </w:p>
+    <w:p>
+      <w:pPr>
+        <w:spacing w:before="20" w:after="40" w:line="276" w:lineRule="auto"/>
+        <w:ind w:left="360"/>
+      </w:pPr>
+      <w:r>
+        <w:rPr>
+          <w:rFonts w:ascii="Arial" w:hAnsi="Arial"/>
+          <w:b/>
+          <w:color w:val="2563EB"/>
+          <w:sz w:val="19"/>
+        </w:rPr>
+        <w:t xml:space="preserve">2. </w:t>
+      </w:r>
+      <w:r>
+        <w:rPr>
+          <w:rFonts w:ascii="Calibri" w:hAnsi="Calibri"/>
+          <w:b/>
+          <w:i w:val="0"/>
+          <w:color w:val="1E293B"/>
+          <w:sz w:val="19"/>
+        </w:rPr>
+        <w:t>Pencatatan Jam Manual &amp; Sub-Task</w:t>
+      </w:r>
+      <w:r>
+        <w:rPr>
+          <w:rFonts w:ascii="Calibri" w:hAnsi="Calibri"/>
+          <w:b w:val="0"/>
+          <w:i w:val="0"/>
+          <w:color w:val="1E293B"/>
+          <w:sz w:val="19"/>
+        </w:rPr>
+        <w:t>:</w:t>
+      </w:r>
+    </w:p>
+    <w:p>
+      <w:pPr>
+        <w:spacing w:before="20" w:after="40" w:line="276" w:lineRule="auto"/>
+        <w:ind w:left="720"/>
+      </w:pPr>
+      <w:r>
+        <w:rPr>
+          <w:rFonts w:ascii="Arial" w:hAnsi="Arial"/>
+          <w:b/>
+          <w:color w:val="2563EB"/>
+          <w:sz w:val="19"/>
+        </w:rPr>
+        <w:t xml:space="preserve">⁃ </w:t>
+      </w:r>
+      <w:r>
+        <w:rPr>
+          <w:rFonts w:ascii="Calibri" w:hAnsi="Calibri"/>
+          <w:b w:val="0"/>
+          <w:i w:val="0"/>
+          <w:color w:val="1E293B"/>
+          <w:sz w:val="19"/>
+        </w:rPr>
+        <w:t>Pada kanvas kiri bawah, Anda dapat langsung menambahkan sesi jam kerja manual tanpa berpindah ke modul timesheet.</w:t>
+      </w:r>
+    </w:p>
+    <w:p>
+      <w:pPr>
+        <w:spacing w:before="20" w:after="40" w:line="276" w:lineRule="auto"/>
+        <w:ind w:left="720"/>
+      </w:pPr>
+      <w:r>
+        <w:rPr>
+          <w:rFonts w:ascii="Arial" w:hAnsi="Arial"/>
+          <w:b/>
+          <w:color w:val="2563EB"/>
+          <w:sz w:val="19"/>
+        </w:rPr>
+        <w:t xml:space="preserve">⁃ </w:t>
+      </w:r>
+      <w:r>
+        <w:rPr>
+          <w:rFonts w:ascii="Calibri" w:hAnsi="Calibri"/>
+          <w:b w:val="0"/>
+          <w:i w:val="0"/>
+          <w:color w:val="1E293B"/>
+          <w:sz w:val="19"/>
+        </w:rPr>
+        <w:t xml:space="preserve">Tambahkan dan kelola daftar </w:t>
+      </w:r>
+      <w:r>
+        <w:rPr>
+          <w:rFonts w:ascii="Calibri" w:hAnsi="Calibri"/>
+          <w:b w:val="0"/>
+          <w:i/>
+          <w:color w:val="1E293B"/>
+          <w:sz w:val="19"/>
+        </w:rPr>
+        <w:t>sub-task</w:t>
+      </w:r>
+      <w:r>
+        <w:rPr>
+          <w:rFonts w:ascii="Calibri" w:hAnsi="Calibri"/>
+          <w:b w:val="0"/>
+          <w:i w:val="0"/>
+          <w:color w:val="1E293B"/>
+          <w:sz w:val="19"/>
+        </w:rPr>
+        <w:t xml:space="preserve"> (anak tugas) secara hierarkis.</w:t>
+      </w:r>
+    </w:p>
+    <w:p>
+      <w:pPr>
+        <w:spacing w:before="20" w:after="40" w:line="276" w:lineRule="auto"/>
+        <w:ind w:left="360"/>
+      </w:pPr>
+      <w:r>
+        <w:rPr>
+          <w:rFonts w:ascii="Arial" w:hAnsi="Arial"/>
+          <w:b/>
+          <w:color w:val="2563EB"/>
+          <w:sz w:val="19"/>
+        </w:rPr>
+        <w:t xml:space="preserve">3. </w:t>
+      </w:r>
+      <w:r>
+        <w:rPr>
+          <w:rFonts w:ascii="Calibri" w:hAnsi="Calibri"/>
+          <w:b/>
+          <w:i w:val="0"/>
+          <w:color w:val="1E293B"/>
+          <w:sz w:val="19"/>
+        </w:rPr>
+        <w:t>Mengatur Metadata di Sisi Kanan</w:t>
+      </w:r>
+      <w:r>
+        <w:rPr>
+          <w:rFonts w:ascii="Calibri" w:hAnsi="Calibri"/>
+          <w:b w:val="0"/>
+          <w:i w:val="0"/>
+          <w:color w:val="1E293B"/>
+          <w:sz w:val="19"/>
+        </w:rPr>
+        <w:t>:</w:t>
+      </w:r>
+    </w:p>
+    <w:p>
+      <w:pPr>
+        <w:spacing w:before="20" w:after="40" w:line="276" w:lineRule="auto"/>
+        <w:ind w:left="720"/>
+      </w:pPr>
+      <w:r>
+        <w:rPr>
+          <w:rFonts w:ascii="Arial" w:hAnsi="Arial"/>
+          <w:b/>
+          <w:color w:val="2563EB"/>
+          <w:sz w:val="19"/>
+        </w:rPr>
+        <w:t xml:space="preserve">⁃ </w:t>
+      </w:r>
+      <w:r>
+        <w:rPr>
+          <w:rFonts w:ascii="Calibri" w:hAnsi="Calibri"/>
+          <w:b w:val="0"/>
+          <w:i w:val="0"/>
+          <w:color w:val="1E293B"/>
+          <w:sz w:val="19"/>
+        </w:rPr>
+        <w:t>Ubah Status (Pending, In Progress, Review, Done) atau sesuaikan Slider Kemajuan (0–100%).</w:t>
+      </w:r>
+    </w:p>
+    <w:p>
+      <w:pPr>
+        <w:spacing w:before="20" w:after="40" w:line="276" w:lineRule="auto"/>
+        <w:ind w:left="720"/>
+      </w:pPr>
+      <w:r>
+        <w:rPr>
+          <w:rFonts w:ascii="Arial" w:hAnsi="Arial"/>
+          <w:b/>
+          <w:color w:val="2563EB"/>
+          <w:sz w:val="19"/>
+        </w:rPr>
+        <w:t xml:space="preserve">⁃ </w:t>
+      </w:r>
+      <w:r>
+        <w:rPr>
+          <w:rFonts w:ascii="Calibri" w:hAnsi="Calibri"/>
+          <w:b w:val="0"/>
+          <w:i w:val="0"/>
+          <w:color w:val="1E293B"/>
+          <w:sz w:val="19"/>
+        </w:rPr>
+        <w:t>Tentukan tanggal mulai dan tenggat waktu (</w:t>
+      </w:r>
+      <w:r>
+        <w:rPr>
+          <w:rFonts w:ascii="Calibri" w:hAnsi="Calibri"/>
+          <w:b w:val="0"/>
+          <w:i/>
+          <w:color w:val="1E293B"/>
+          <w:sz w:val="19"/>
+        </w:rPr>
+        <w:t>Due Date</w:t>
+      </w:r>
+      <w:r>
+        <w:rPr>
+          <w:rFonts w:ascii="Calibri" w:hAnsi="Calibri"/>
+          <w:b w:val="0"/>
+          <w:i w:val="0"/>
+          <w:color w:val="1E293B"/>
+          <w:sz w:val="19"/>
+        </w:rPr>
+        <w:t>).</w:t>
+      </w:r>
+    </w:p>
+    <w:p>
+      <w:pPr>
+        <w:spacing w:before="20" w:after="40" w:line="276" w:lineRule="auto"/>
+        <w:ind w:left="360"/>
+      </w:pPr>
+      <w:r>
+        <w:rPr>
+          <w:rFonts w:ascii="Arial" w:hAnsi="Arial"/>
+          <w:b/>
+          <w:color w:val="2563EB"/>
+          <w:sz w:val="19"/>
+        </w:rPr>
+        <w:t xml:space="preserve">4. </w:t>
+      </w:r>
+      <w:r>
+        <w:rPr>
+          <w:rFonts w:ascii="Calibri" w:hAnsi="Calibri"/>
+          <w:b/>
+          <w:i w:val="0"/>
+          <w:color w:val="1E293B"/>
+          <w:sz w:val="19"/>
+        </w:rPr>
+        <w:t>Menyimpan</w:t>
+      </w:r>
+      <w:r>
+        <w:rPr>
+          <w:rFonts w:ascii="Calibri" w:hAnsi="Calibri"/>
+          <w:b w:val="0"/>
+          <w:i w:val="0"/>
+          <w:color w:val="1E293B"/>
+          <w:sz w:val="19"/>
+        </w:rPr>
+        <w:t xml:space="preserve">: Cukup klik tombol biru </w:t>
+      </w:r>
+      <w:r>
+        <w:rPr>
+          <w:rFonts w:ascii="Calibri" w:hAnsi="Calibri"/>
+          <w:b/>
+          <w:i w:val="0"/>
+          <w:color w:val="1E293B"/>
+          <w:sz w:val="19"/>
+        </w:rPr>
+        <w:t>Simpan Perubahan</w:t>
+      </w:r>
+      <w:r>
+        <w:rPr>
+          <w:rFonts w:ascii="Calibri" w:hAnsi="Calibri"/>
+          <w:b w:val="0"/>
+          <w:i w:val="0"/>
+          <w:color w:val="1E293B"/>
+          <w:sz w:val="19"/>
+        </w:rPr>
+        <w:t xml:space="preserve"> pada bilah bawah lengket.</w:t>
+      </w:r>
+    </w:p>
+    <w:p>
+      <w:pPr>
+        <w:keepNext/>
+        <w:spacing w:before="160" w:after="40"/>
+      </w:pPr>
+      <w:r>
+        <w:rPr>
+          <w:rFonts w:ascii="Calibri" w:hAnsi="Calibri"/>
+          <w:b/>
+          <w:color w:val="1E293B"/>
+          <w:sz w:val="23"/>
+        </w:rPr>
+        <w:t>15.3 Operasional Halaman Edit Catatan (`/Note/Edit`)</w:t>
+      </w:r>
+    </w:p>
+    <w:p>
+      <w:pPr>
+        <w:spacing w:before="20" w:after="40" w:line="276" w:lineRule="auto"/>
+        <w:ind w:left="360"/>
+      </w:pPr>
+      <w:r>
+        <w:rPr>
+          <w:rFonts w:ascii="Arial" w:hAnsi="Arial"/>
+          <w:b/>
+          <w:color w:val="2563EB"/>
+          <w:sz w:val="19"/>
+        </w:rPr>
+        <w:t xml:space="preserve">1. </w:t>
+      </w:r>
+      <w:r>
+        <w:rPr>
+          <w:rFonts w:ascii="Calibri" w:hAnsi="Calibri"/>
+          <w:b/>
+          <w:i w:val="0"/>
+          <w:color w:val="1E293B"/>
+          <w:sz w:val="19"/>
+        </w:rPr>
+        <w:t>Penyusunan Catatan Dokumen</w:t>
+      </w:r>
+      <w:r>
+        <w:rPr>
+          <w:rFonts w:ascii="Calibri" w:hAnsi="Calibri"/>
+          <w:b w:val="0"/>
+          <w:i w:val="0"/>
+          <w:color w:val="1E293B"/>
+          <w:sz w:val="19"/>
+        </w:rPr>
+        <w:t>:</w:t>
+      </w:r>
+    </w:p>
+    <w:p>
+      <w:pPr>
+        <w:spacing w:before="20" w:after="40" w:line="276" w:lineRule="auto"/>
+        <w:ind w:left="720"/>
+      </w:pPr>
+      <w:r>
+        <w:rPr>
+          <w:rFonts w:ascii="Arial" w:hAnsi="Arial"/>
+          <w:b/>
+          <w:color w:val="2563EB"/>
+          <w:sz w:val="19"/>
+        </w:rPr>
+        <w:t xml:space="preserve">⁃ </w:t>
+      </w:r>
+      <w:r>
+        <w:rPr>
+          <w:rFonts w:ascii="Calibri" w:hAnsi="Calibri"/>
+          <w:b w:val="0"/>
+          <w:i w:val="0"/>
+          <w:color w:val="1E293B"/>
+          <w:sz w:val="19"/>
+        </w:rPr>
+        <w:t>Kanvas kiri menyajikan editor catatan dokumen luas dengan format teks kaya (Rich-Text Editor) dan pengelola lampiran berkas multi-file.</w:t>
+      </w:r>
+    </w:p>
+    <w:p>
+      <w:pPr>
+        <w:spacing w:before="20" w:after="40" w:line="276" w:lineRule="auto"/>
+        <w:ind w:left="360"/>
+      </w:pPr>
+      <w:r>
+        <w:rPr>
+          <w:rFonts w:ascii="Arial" w:hAnsi="Arial"/>
+          <w:b/>
+          <w:color w:val="2563EB"/>
+          <w:sz w:val="19"/>
+        </w:rPr>
+        <w:t xml:space="preserve">2. </w:t>
+      </w:r>
+      <w:r>
+        <w:rPr>
+          <w:rFonts w:ascii="Calibri" w:hAnsi="Calibri"/>
+          <w:b/>
+          <w:i w:val="0"/>
+          <w:color w:val="1E293B"/>
+          <w:sz w:val="19"/>
+        </w:rPr>
+        <w:t>Panel Konfigurasi Kanan</w:t>
+      </w:r>
+      <w:r>
+        <w:rPr>
+          <w:rFonts w:ascii="Calibri" w:hAnsi="Calibri"/>
+          <w:b w:val="0"/>
+          <w:i w:val="0"/>
+          <w:color w:val="1E293B"/>
+          <w:sz w:val="19"/>
+        </w:rPr>
+        <w:t>:</w:t>
+      </w:r>
+    </w:p>
+    <w:p>
+      <w:pPr>
+        <w:spacing w:before="20" w:after="40" w:line="276" w:lineRule="auto"/>
+        <w:ind w:left="720"/>
+      </w:pPr>
+      <w:r>
+        <w:rPr>
+          <w:rFonts w:ascii="Arial" w:hAnsi="Arial"/>
+          <w:b/>
+          <w:color w:val="2563EB"/>
+          <w:sz w:val="19"/>
+        </w:rPr>
+        <w:t xml:space="preserve">⁃ </w:t>
+      </w:r>
+      <w:r>
+        <w:rPr>
+          <w:rFonts w:ascii="Calibri" w:hAnsi="Calibri"/>
+          <w:b w:val="0"/>
+          <w:i w:val="0"/>
+          <w:color w:val="1E293B"/>
+          <w:sz w:val="19"/>
+        </w:rPr>
+        <w:t>Pilih palet warna visual kartu catatan (Putih, Biru, Hijau, Kuning, Merah, Ungu, dsb.).</w:t>
+      </w:r>
+    </w:p>
+    <w:p>
+      <w:pPr>
+        <w:spacing w:before="20" w:after="40" w:line="276" w:lineRule="auto"/>
+        <w:ind w:left="720"/>
+      </w:pPr>
+      <w:r>
+        <w:rPr>
+          <w:rFonts w:ascii="Arial" w:hAnsi="Arial"/>
+          <w:b/>
+          <w:color w:val="2563EB"/>
+          <w:sz w:val="19"/>
+        </w:rPr>
+        <w:t xml:space="preserve">⁃ </w:t>
+      </w:r>
+      <w:r>
+        <w:rPr>
+          <w:rFonts w:ascii="Calibri" w:hAnsi="Calibri"/>
+          <w:b w:val="0"/>
+          <w:i w:val="0"/>
+          <w:color w:val="1E293B"/>
+          <w:sz w:val="19"/>
+        </w:rPr>
+        <w:t xml:space="preserve">Atur Kategori Catatan dan aktifkan sakelar </w:t>
+      </w:r>
+      <w:r>
+        <w:rPr>
+          <w:rFonts w:ascii="Calibri" w:hAnsi="Calibri"/>
+          <w:b/>
+          <w:i w:val="0"/>
+          <w:color w:val="1E293B"/>
+          <w:sz w:val="19"/>
+        </w:rPr>
+        <w:t>Sematkan Catatan (Pin Note)</w:t>
+      </w:r>
+      <w:r>
+        <w:rPr>
+          <w:rFonts w:ascii="Calibri" w:hAnsi="Calibri"/>
+          <w:b w:val="0"/>
+          <w:i w:val="0"/>
+          <w:color w:val="1E293B"/>
+          <w:sz w:val="19"/>
+        </w:rPr>
+        <w:t xml:space="preserve"> agar catatan selalu berada di urutan teratas.</w:t>
+      </w:r>
+    </w:p>
+    <w:p>
+      <w:pPr>
+        <w:spacing w:before="20" w:after="40" w:line="276" w:lineRule="auto"/>
+        <w:ind w:left="720"/>
+      </w:pPr>
+      <w:r>
+        <w:rPr>
+          <w:rFonts w:ascii="Arial" w:hAnsi="Arial"/>
+          <w:b/>
+          <w:color w:val="2563EB"/>
+          <w:sz w:val="19"/>
+        </w:rPr>
+        <w:t xml:space="preserve">⁃ </w:t>
+      </w:r>
+      <w:r>
+        <w:rPr>
+          <w:rFonts w:ascii="Calibri" w:hAnsi="Calibri"/>
+          <w:b w:val="0"/>
+          <w:i w:val="0"/>
+          <w:color w:val="1E293B"/>
+          <w:sz w:val="19"/>
+        </w:rPr>
+        <w:t>Hubungkan catatan ke tugas kerja tertentu melalui dropdown pencarian tugas.</w:t>
+      </w:r>
+    </w:p>
+    <w:p>
+      <w:pPr>
+        <w:keepNext/>
+        <w:spacing w:before="160" w:after="40"/>
+      </w:pPr>
+      <w:r>
+        <w:rPr>
+          <w:rFonts w:ascii="Calibri" w:hAnsi="Calibri"/>
+          <w:b/>
+          <w:color w:val="1E293B"/>
+          <w:sz w:val="23"/>
+        </w:rPr>
+        <w:t>15.4 Operasional Halaman Edit Anggota Tim (`/Member/Edit`)</w:t>
+      </w:r>
+    </w:p>
+    <w:p>
+      <w:pPr>
+        <w:spacing w:before="20" w:after="40" w:line="276" w:lineRule="auto"/>
+        <w:ind w:left="360"/>
+      </w:pPr>
+      <w:r>
+        <w:rPr>
+          <w:rFonts w:ascii="Arial" w:hAnsi="Arial"/>
+          <w:b/>
+          <w:color w:val="2563EB"/>
+          <w:sz w:val="19"/>
+        </w:rPr>
+        <w:t xml:space="preserve">1. </w:t>
+      </w:r>
+      <w:r>
+        <w:rPr>
+          <w:rFonts w:ascii="Calibri" w:hAnsi="Calibri"/>
+          <w:b/>
+          <w:i w:val="0"/>
+          <w:color w:val="1E293B"/>
+          <w:sz w:val="19"/>
+        </w:rPr>
+        <w:t>Informasi Profil Karyawan (Kanvas Kiri)</w:t>
+      </w:r>
+      <w:r>
+        <w:rPr>
+          <w:rFonts w:ascii="Calibri" w:hAnsi="Calibri"/>
+          <w:b w:val="0"/>
+          <w:i w:val="0"/>
+          <w:color w:val="1E293B"/>
+          <w:sz w:val="19"/>
+        </w:rPr>
+        <w:t>:</w:t>
+      </w:r>
+    </w:p>
+    <w:p>
+      <w:pPr>
+        <w:spacing w:before="20" w:after="40" w:line="276" w:lineRule="auto"/>
+        <w:ind w:left="720"/>
+      </w:pPr>
+      <w:r>
+        <w:rPr>
+          <w:rFonts w:ascii="Arial" w:hAnsi="Arial"/>
+          <w:b/>
+          <w:color w:val="2563EB"/>
+          <w:sz w:val="19"/>
+        </w:rPr>
+        <w:t xml:space="preserve">⁃ </w:t>
+      </w:r>
+      <w:r>
+        <w:rPr>
+          <w:rFonts w:ascii="Calibri" w:hAnsi="Calibri"/>
+          <w:b w:val="0"/>
+          <w:i w:val="0"/>
+          <w:color w:val="1E293B"/>
+          <w:sz w:val="19"/>
+        </w:rPr>
+        <w:t>Mengubah Nama Lengkap, Alamat Email, Nomor WhatsApp/Telepon, Jabatan (</w:t>
+      </w:r>
+      <w:r>
+        <w:rPr>
+          <w:rFonts w:ascii="Calibri" w:hAnsi="Calibri"/>
+          <w:b w:val="0"/>
+          <w:i/>
+          <w:color w:val="1E293B"/>
+          <w:sz w:val="19"/>
+        </w:rPr>
+        <w:t>Job Title</w:t>
+      </w:r>
+      <w:r>
+        <w:rPr>
+          <w:rFonts w:ascii="Calibri" w:hAnsi="Calibri"/>
+          <w:b w:val="0"/>
+          <w:i w:val="0"/>
+          <w:color w:val="1E293B"/>
+          <w:sz w:val="19"/>
+        </w:rPr>
+        <w:t>), dan Divisi.</w:t>
+      </w:r>
+    </w:p>
+    <w:p>
+      <w:pPr>
+        <w:spacing w:before="20" w:after="40" w:line="276" w:lineRule="auto"/>
+        <w:ind w:left="720"/>
+      </w:pPr>
+      <w:r>
+        <w:rPr>
+          <w:rFonts w:ascii="Arial" w:hAnsi="Arial"/>
+          <w:b/>
+          <w:color w:val="2563EB"/>
+          <w:sz w:val="19"/>
+        </w:rPr>
+        <w:t xml:space="preserve">⁃ </w:t>
+      </w:r>
+      <w:r>
+        <w:rPr>
+          <w:rFonts w:ascii="Calibri" w:hAnsi="Calibri"/>
+          <w:b w:val="0"/>
+          <w:i w:val="0"/>
+          <w:color w:val="1E293B"/>
+          <w:sz w:val="19"/>
+        </w:rPr>
+        <w:t>Mengatur hak akses peran (</w:t>
+      </w:r>
+      <w:r>
+        <w:rPr>
+          <w:rFonts w:ascii="Calibri" w:hAnsi="Calibri"/>
+          <w:b w:val="0"/>
+          <w:i/>
+          <w:color w:val="1E293B"/>
+          <w:sz w:val="19"/>
+        </w:rPr>
+        <w:t>Role Assignment</w:t>
+      </w:r>
+      <w:r>
+        <w:rPr>
+          <w:rFonts w:ascii="Calibri" w:hAnsi="Calibri"/>
+          <w:b w:val="0"/>
+          <w:i w:val="0"/>
+          <w:color w:val="1E293B"/>
+          <w:sz w:val="19"/>
+        </w:rPr>
+        <w:t>: Administrator atau User).</w:t>
+      </w:r>
+    </w:p>
+    <w:p>
+      <w:pPr>
+        <w:spacing w:before="20" w:after="40" w:line="276" w:lineRule="auto"/>
+        <w:ind w:left="360"/>
+      </w:pPr>
+      <w:r>
+        <w:rPr>
+          <w:rFonts w:ascii="Arial" w:hAnsi="Arial"/>
+          <w:b/>
+          <w:color w:val="2563EB"/>
+          <w:sz w:val="19"/>
+        </w:rPr>
+        <w:t xml:space="preserve">2. </w:t>
+      </w:r>
+      <w:r>
+        <w:rPr>
+          <w:rFonts w:ascii="Calibri" w:hAnsi="Calibri"/>
+          <w:b/>
+          <w:i w:val="0"/>
+          <w:color w:val="1E293B"/>
+          <w:sz w:val="19"/>
+        </w:rPr>
+        <w:t>Pengaturan Akun &amp; Tenant (Panel Kanan)</w:t>
+      </w:r>
+      <w:r>
+        <w:rPr>
+          <w:rFonts w:ascii="Calibri" w:hAnsi="Calibri"/>
+          <w:b w:val="0"/>
+          <w:i w:val="0"/>
+          <w:color w:val="1E293B"/>
+          <w:sz w:val="19"/>
+        </w:rPr>
+        <w:t>:</w:t>
+      </w:r>
+    </w:p>
+    <w:p>
+      <w:pPr>
+        <w:spacing w:before="20" w:after="40" w:line="276" w:lineRule="auto"/>
+        <w:ind w:left="720"/>
+      </w:pPr>
+      <w:r>
+        <w:rPr>
+          <w:rFonts w:ascii="Arial" w:hAnsi="Arial"/>
+          <w:b/>
+          <w:color w:val="2563EB"/>
+          <w:sz w:val="19"/>
+        </w:rPr>
+        <w:t xml:space="preserve">⁃ </w:t>
+      </w:r>
+      <w:r>
+        <w:rPr>
+          <w:rFonts w:ascii="Calibri" w:hAnsi="Calibri"/>
+          <w:b w:val="0"/>
+          <w:i w:val="0"/>
+          <w:color w:val="1E293B"/>
+          <w:sz w:val="19"/>
+        </w:rPr>
+        <w:t>Mengatur status persetujuan akun (</w:t>
+      </w:r>
+      <w:r>
+        <w:rPr>
+          <w:rFonts w:ascii="Calibri" w:hAnsi="Calibri"/>
+          <w:b w:val="0"/>
+          <w:i/>
+          <w:color w:val="1E293B"/>
+          <w:sz w:val="19"/>
+        </w:rPr>
+        <w:t>Approval Status</w:t>
+      </w:r>
+      <w:r>
+        <w:rPr>
+          <w:rFonts w:ascii="Calibri" w:hAnsi="Calibri"/>
+          <w:b w:val="0"/>
+          <w:i w:val="0"/>
+          <w:color w:val="1E293B"/>
+          <w:sz w:val="19"/>
+        </w:rPr>
+        <w:t>: Disetujui atau Menunggu Persetujuan).</w:t>
+      </w:r>
+    </w:p>
+    <w:p>
+      <w:pPr>
+        <w:spacing w:before="20" w:after="40" w:line="276" w:lineRule="auto"/>
+        <w:ind w:left="720"/>
+      </w:pPr>
+      <w:r>
+        <w:rPr>
+          <w:rFonts w:ascii="Arial" w:hAnsi="Arial"/>
+          <w:b/>
+          <w:color w:val="2563EB"/>
+          <w:sz w:val="19"/>
+        </w:rPr>
+        <w:t xml:space="preserve">⁃ </w:t>
+      </w:r>
+      <w:r>
+        <w:rPr>
+          <w:rFonts w:ascii="Calibri" w:hAnsi="Calibri"/>
+          <w:b w:val="0"/>
+          <w:i w:val="0"/>
+          <w:color w:val="1E293B"/>
+          <w:sz w:val="19"/>
+        </w:rPr>
+        <w:t>Menetapkan afiliasi perusahaan (</w:t>
+      </w:r>
+      <w:r>
+        <w:rPr>
+          <w:rFonts w:ascii="Calibri" w:hAnsi="Calibri"/>
+          <w:b w:val="0"/>
+          <w:i/>
+          <w:color w:val="1E293B"/>
+          <w:sz w:val="19"/>
+        </w:rPr>
+        <w:t>Company Tenant</w:t>
+      </w:r>
+      <w:r>
+        <w:rPr>
+          <w:rFonts w:ascii="Calibri" w:hAnsi="Calibri"/>
+          <w:b w:val="0"/>
+          <w:i w:val="0"/>
+          <w:color w:val="1E293B"/>
+          <w:sz w:val="19"/>
+        </w:rPr>
+        <w:t>) untuk menjaga isolasi data.</w:t>
+      </w:r>
+    </w:p>
+    <w:p>
+      <w:pPr>
+        <w:spacing w:before="20" w:after="40" w:line="276" w:lineRule="auto"/>
+        <w:ind w:left="720"/>
+      </w:pPr>
+      <w:r>
+        <w:rPr>
+          <w:rFonts w:ascii="Arial" w:hAnsi="Arial"/>
+          <w:b/>
+          <w:color w:val="2563EB"/>
+          <w:sz w:val="19"/>
+        </w:rPr>
+        <w:t xml:space="preserve">⁃ </w:t>
+      </w:r>
+      <w:r>
+        <w:rPr>
+          <w:rFonts w:ascii="Calibri" w:hAnsi="Calibri"/>
+          <w:b w:val="0"/>
+          <w:i w:val="0"/>
+          <w:color w:val="1E293B"/>
+          <w:sz w:val="19"/>
+        </w:rPr>
+        <w:t>Pratinjau avatar foto profil dan inisial warna.</w:t>
+      </w:r>
+    </w:p>
+    <w:p>
+      <w:pPr>
+        <w:keepNext/>
+        <w:spacing w:before="160" w:after="40"/>
+      </w:pPr>
+      <w:r>
+        <w:rPr>
+          <w:rFonts w:ascii="Calibri" w:hAnsi="Calibri"/>
+          <w:b/>
+          <w:color w:val="1E293B"/>
+          <w:sz w:val="23"/>
+        </w:rPr>
+        <w:t>15.5 Operasional Halaman Edit Proyek (`/Project/Edit`)</w:t>
+      </w:r>
+    </w:p>
+    <w:p>
+      <w:pPr>
+        <w:spacing w:before="20" w:after="40" w:line="276" w:lineRule="auto"/>
+        <w:ind w:left="360"/>
+      </w:pPr>
+      <w:r>
+        <w:rPr>
+          <w:rFonts w:ascii="Arial" w:hAnsi="Arial"/>
+          <w:b/>
+          <w:color w:val="2563EB"/>
+          <w:sz w:val="19"/>
+        </w:rPr>
+        <w:t xml:space="preserve">1. </w:t>
+      </w:r>
+      <w:r>
+        <w:rPr>
+          <w:rFonts w:ascii="Calibri" w:hAnsi="Calibri"/>
+          <w:b/>
+          <w:i w:val="0"/>
+          <w:color w:val="1E293B"/>
+          <w:sz w:val="19"/>
+        </w:rPr>
+        <w:t>Data Utama Proyek (Kanvas Kiri)</w:t>
+      </w:r>
+      <w:r>
+        <w:rPr>
+          <w:rFonts w:ascii="Calibri" w:hAnsi="Calibri"/>
+          <w:b w:val="0"/>
+          <w:i w:val="0"/>
+          <w:color w:val="1E293B"/>
+          <w:sz w:val="19"/>
+        </w:rPr>
+        <w:t>:</w:t>
+      </w:r>
+    </w:p>
+    <w:p>
+      <w:pPr>
+        <w:spacing w:before="20" w:after="40" w:line="276" w:lineRule="auto"/>
+        <w:ind w:left="720"/>
+      </w:pPr>
+      <w:r>
+        <w:rPr>
+          <w:rFonts w:ascii="Arial" w:hAnsi="Arial"/>
+          <w:b/>
+          <w:color w:val="2563EB"/>
+          <w:sz w:val="19"/>
+        </w:rPr>
+        <w:t xml:space="preserve">⁃ </w:t>
+      </w:r>
+      <w:r>
+        <w:rPr>
+          <w:rFonts w:ascii="Calibri" w:hAnsi="Calibri"/>
+          <w:b w:val="0"/>
+          <w:i w:val="0"/>
+          <w:color w:val="1E293B"/>
+          <w:sz w:val="19"/>
+        </w:rPr>
+        <w:t>Memperbarui Nama Proyek, Deskripsi Ruang Lingkup (</w:t>
+      </w:r>
+      <w:r>
+        <w:rPr>
+          <w:rFonts w:ascii="Calibri" w:hAnsi="Calibri"/>
+          <w:b w:val="0"/>
+          <w:i/>
+          <w:color w:val="1E293B"/>
+          <w:sz w:val="19"/>
+        </w:rPr>
+        <w:t>Scope</w:t>
+      </w:r>
+      <w:r>
+        <w:rPr>
+          <w:rFonts w:ascii="Calibri" w:hAnsi="Calibri"/>
+          <w:b w:val="0"/>
+          <w:i w:val="0"/>
+          <w:color w:val="1E293B"/>
+          <w:sz w:val="19"/>
+        </w:rPr>
+        <w:t>), Klien (</w:t>
+      </w:r>
+      <w:r>
+        <w:rPr>
+          <w:rFonts w:ascii="Calibri" w:hAnsi="Calibri"/>
+          <w:b w:val="0"/>
+          <w:i/>
+          <w:color w:val="1E293B"/>
+          <w:sz w:val="19"/>
+        </w:rPr>
+        <w:t>Client Name</w:t>
+      </w:r>
+      <w:r>
+        <w:rPr>
+          <w:rFonts w:ascii="Calibri" w:hAnsi="Calibri"/>
+          <w:b w:val="0"/>
+          <w:i w:val="0"/>
+          <w:color w:val="1E293B"/>
+          <w:sz w:val="19"/>
+        </w:rPr>
+        <w:t>), serta Tagar Label Proyek.</w:t>
+      </w:r>
+    </w:p>
+    <w:p>
+      <w:pPr>
+        <w:spacing w:before="20" w:after="40" w:line="276" w:lineRule="auto"/>
+        <w:ind w:left="360"/>
+      </w:pPr>
+      <w:r>
+        <w:rPr>
+          <w:rFonts w:ascii="Arial" w:hAnsi="Arial"/>
+          <w:b/>
+          <w:color w:val="2563EB"/>
+          <w:sz w:val="19"/>
+        </w:rPr>
+        <w:t xml:space="preserve">2. </w:t>
+      </w:r>
+      <w:r>
+        <w:rPr>
+          <w:rFonts w:ascii="Calibri" w:hAnsi="Calibri"/>
+          <w:b/>
+          <w:i w:val="0"/>
+          <w:color w:val="1E293B"/>
+          <w:sz w:val="19"/>
+        </w:rPr>
+        <w:t>Indikator Finansial &amp; Parameter (Panel Kanan)</w:t>
+      </w:r>
+      <w:r>
+        <w:rPr>
+          <w:rFonts w:ascii="Calibri" w:hAnsi="Calibri"/>
+          <w:b w:val="0"/>
+          <w:i w:val="0"/>
+          <w:color w:val="1E293B"/>
+          <w:sz w:val="19"/>
+        </w:rPr>
+        <w:t>:</w:t>
+      </w:r>
+    </w:p>
+    <w:p>
+      <w:pPr>
+        <w:spacing w:before="20" w:after="40" w:line="276" w:lineRule="auto"/>
+        <w:ind w:left="720"/>
+      </w:pPr>
+      <w:r>
+        <w:rPr>
+          <w:rFonts w:ascii="Arial" w:hAnsi="Arial"/>
+          <w:b/>
+          <w:color w:val="2563EB"/>
+          <w:sz w:val="19"/>
+        </w:rPr>
+        <w:t xml:space="preserve">⁃ </w:t>
+      </w:r>
+      <w:r>
+        <w:rPr>
+          <w:rFonts w:ascii="Calibri" w:hAnsi="Calibri"/>
+          <w:b w:val="0"/>
+          <w:i w:val="0"/>
+          <w:color w:val="1E293B"/>
+          <w:sz w:val="19"/>
+        </w:rPr>
+        <w:t>Memantau dan mengubah Alokasi Anggaran (</w:t>
+      </w:r>
+      <w:r>
+        <w:rPr>
+          <w:rFonts w:ascii="Calibri" w:hAnsi="Calibri"/>
+          <w:b w:val="0"/>
+          <w:i/>
+          <w:color w:val="1E293B"/>
+          <w:sz w:val="19"/>
+        </w:rPr>
+        <w:t>Budget</w:t>
+      </w:r>
+      <w:r>
+        <w:rPr>
+          <w:rFonts w:ascii="Calibri" w:hAnsi="Calibri"/>
+          <w:b w:val="0"/>
+          <w:i w:val="0"/>
+          <w:color w:val="1E293B"/>
+          <w:sz w:val="19"/>
+        </w:rPr>
+        <w:t>) dan Biaya Aktual (</w:t>
+      </w:r>
+      <w:r>
+        <w:rPr>
+          <w:rFonts w:ascii="Calibri" w:hAnsi="Calibri"/>
+          <w:b w:val="0"/>
+          <w:i/>
+          <w:color w:val="1E293B"/>
+          <w:sz w:val="19"/>
+        </w:rPr>
+        <w:t>Actual Cost</w:t>
+      </w:r>
+      <w:r>
+        <w:rPr>
+          <w:rFonts w:ascii="Calibri" w:hAnsi="Calibri"/>
+          <w:b w:val="0"/>
+          <w:i w:val="0"/>
+          <w:color w:val="1E293B"/>
+          <w:sz w:val="19"/>
+        </w:rPr>
+        <w:t>).</w:t>
+      </w:r>
+    </w:p>
+    <w:p>
+      <w:pPr>
+        <w:spacing w:before="20" w:after="40" w:line="276" w:lineRule="auto"/>
+        <w:ind w:left="720"/>
+      </w:pPr>
+      <w:r>
+        <w:rPr>
+          <w:rFonts w:ascii="Arial" w:hAnsi="Arial"/>
+          <w:b/>
+          <w:color w:val="2563EB"/>
+          <w:sz w:val="19"/>
+        </w:rPr>
+        <w:t xml:space="preserve">⁃ </w:t>
+      </w:r>
+      <w:r>
+        <w:rPr>
+          <w:rFonts w:ascii="Calibri" w:hAnsi="Calibri"/>
+          <w:b w:val="0"/>
+          <w:i w:val="0"/>
+          <w:color w:val="1E293B"/>
+          <w:sz w:val="19"/>
+        </w:rPr>
+        <w:t xml:space="preserve">Memantau persentase </w:t>
+      </w:r>
+      <w:r>
+        <w:rPr>
+          <w:rFonts w:ascii="Calibri" w:hAnsi="Calibri"/>
+          <w:b w:val="0"/>
+          <w:i/>
+          <w:color w:val="1E293B"/>
+          <w:sz w:val="19"/>
+        </w:rPr>
+        <w:t>Burn Rate</w:t>
+      </w:r>
+      <w:r>
+        <w:rPr>
+          <w:rFonts w:ascii="Calibri" w:hAnsi="Calibri"/>
+          <w:b w:val="0"/>
+          <w:i w:val="0"/>
+          <w:color w:val="1E293B"/>
+          <w:sz w:val="19"/>
+        </w:rPr>
+        <w:t xml:space="preserve"> secara real-time.</w:t>
+      </w:r>
+    </w:p>
+    <w:p>
+      <w:pPr>
+        <w:spacing w:before="20" w:after="40" w:line="276" w:lineRule="auto"/>
+        <w:ind w:left="720"/>
+      </w:pPr>
+      <w:r>
+        <w:rPr>
+          <w:rFonts w:ascii="Arial" w:hAnsi="Arial"/>
+          <w:b/>
+          <w:color w:val="2563EB"/>
+          <w:sz w:val="19"/>
+        </w:rPr>
+        <w:t xml:space="preserve">⁃ </w:t>
+      </w:r>
+      <w:r>
+        <w:rPr>
+          <w:rFonts w:ascii="Calibri" w:hAnsi="Calibri"/>
+          <w:b w:val="0"/>
+          <w:i w:val="0"/>
+          <w:color w:val="1E293B"/>
+          <w:sz w:val="19"/>
+        </w:rPr>
+        <w:t>Memilih Manajer Proyek (PM), Tanggal Tenggat Waktu (</w:t>
+      </w:r>
+      <w:r>
+        <w:rPr>
+          <w:rFonts w:ascii="Calibri" w:hAnsi="Calibri"/>
+          <w:b w:val="0"/>
+          <w:i/>
+          <w:color w:val="1E293B"/>
+          <w:sz w:val="19"/>
+        </w:rPr>
+        <w:t>Deadline</w:t>
+      </w:r>
+      <w:r>
+        <w:rPr>
+          <w:rFonts w:ascii="Calibri" w:hAnsi="Calibri"/>
+          <w:b w:val="0"/>
+          <w:i w:val="0"/>
+          <w:color w:val="1E293B"/>
+          <w:sz w:val="19"/>
+        </w:rPr>
+        <w:t>), Warna Identitas Proyek, dan Status Proyek.</w:t>
+      </w:r>
+    </w:p>
+    <w:p>
+      <w:pPr>
+        <w:keepNext/>
+        <w:spacing w:before="160" w:after="40"/>
+      </w:pPr>
+      <w:r>
+        <w:rPr>
+          <w:rFonts w:ascii="Calibri" w:hAnsi="Calibri"/>
+          <w:b/>
+          <w:color w:val="1E293B"/>
+          <w:sz w:val="23"/>
+        </w:rPr>
+        <w:t>15.6 Operasional Halaman Profil Akun (`/Account/Profile`)</w:t>
+      </w:r>
+    </w:p>
+    <w:p>
+      <w:pPr>
+        <w:spacing w:before="20" w:after="40" w:line="276" w:lineRule="auto"/>
+        <w:ind w:left="360"/>
+      </w:pPr>
+      <w:r>
+        <w:rPr>
+          <w:rFonts w:ascii="Arial" w:hAnsi="Arial"/>
+          <w:b/>
+          <w:color w:val="2563EB"/>
+          <w:sz w:val="19"/>
+        </w:rPr>
+        <w:t xml:space="preserve">1. </w:t>
+      </w:r>
+      <w:r>
+        <w:rPr>
+          <w:rFonts w:ascii="Calibri" w:hAnsi="Calibri"/>
+          <w:b/>
+          <w:i w:val="0"/>
+          <w:color w:val="1E293B"/>
+          <w:sz w:val="19"/>
+        </w:rPr>
+        <w:t>Kanvas Identitas Diri</w:t>
+      </w:r>
+      <w:r>
+        <w:rPr>
+          <w:rFonts w:ascii="Calibri" w:hAnsi="Calibri"/>
+          <w:b w:val="0"/>
+          <w:i w:val="0"/>
+          <w:color w:val="1E293B"/>
+          <w:sz w:val="19"/>
+        </w:rPr>
+        <w:t>:</w:t>
+      </w:r>
+    </w:p>
+    <w:p>
+      <w:pPr>
+        <w:spacing w:before="20" w:after="40" w:line="276" w:lineRule="auto"/>
+        <w:ind w:left="720"/>
+      </w:pPr>
+      <w:r>
+        <w:rPr>
+          <w:rFonts w:ascii="Arial" w:hAnsi="Arial"/>
+          <w:b/>
+          <w:color w:val="2563EB"/>
+          <w:sz w:val="19"/>
+        </w:rPr>
+        <w:t xml:space="preserve">⁃ </w:t>
+      </w:r>
+      <w:r>
+        <w:rPr>
+          <w:rFonts w:ascii="Calibri" w:hAnsi="Calibri"/>
+          <w:b w:val="0"/>
+          <w:i w:val="0"/>
+          <w:color w:val="1E293B"/>
+          <w:sz w:val="19"/>
+        </w:rPr>
+        <w:t>Halaman profil kini membentang penuh (</w:t>
+      </w:r>
+      <w:r>
+        <w:rPr>
+          <w:rFonts w:ascii="Calibri" w:hAnsi="Calibri"/>
+          <w:b w:val="0"/>
+          <w:i/>
+          <w:color w:val="1E293B"/>
+          <w:sz w:val="19"/>
+        </w:rPr>
+        <w:t>full-width</w:t>
+      </w:r>
+      <w:r>
+        <w:rPr>
+          <w:rFonts w:ascii="Calibri" w:hAnsi="Calibri"/>
+          <w:b w:val="0"/>
+          <w:i w:val="0"/>
+          <w:color w:val="1E293B"/>
+          <w:sz w:val="19"/>
+        </w:rPr>
+        <w:t>) dengan tampilan banner cover dan foto profil modern.</w:t>
+      </w:r>
+    </w:p>
+    <w:p>
+      <w:pPr>
+        <w:spacing w:before="20" w:after="40" w:line="276" w:lineRule="auto"/>
+        <w:ind w:left="720"/>
+      </w:pPr>
+      <w:r>
+        <w:rPr>
+          <w:rFonts w:ascii="Arial" w:hAnsi="Arial"/>
+          <w:b/>
+          <w:color w:val="2563EB"/>
+          <w:sz w:val="19"/>
+        </w:rPr>
+        <w:t xml:space="preserve">⁃ </w:t>
+      </w:r>
+      <w:r>
+        <w:rPr>
+          <w:rFonts w:ascii="Calibri" w:hAnsi="Calibri"/>
+          <w:b w:val="0"/>
+          <w:i w:val="0"/>
+          <w:color w:val="1E293B"/>
+          <w:sz w:val="19"/>
+        </w:rPr>
+        <w:t>Pengguna dapat mengganti foto avatar, memilih banner latar belakang, serta memperbarui bio dan kontak.</w:t>
+      </w:r>
+    </w:p>
+    <w:p>
+      <w:pPr>
+        <w:spacing w:before="20" w:after="40" w:line="276" w:lineRule="auto"/>
+        <w:ind w:left="360"/>
+      </w:pPr>
+      <w:r>
+        <w:rPr>
+          <w:rFonts w:ascii="Arial" w:hAnsi="Arial"/>
+          <w:b/>
+          <w:color w:val="2563EB"/>
+          <w:sz w:val="19"/>
+        </w:rPr>
+        <w:t xml:space="preserve">2. </w:t>
+      </w:r>
+      <w:r>
+        <w:rPr>
+          <w:rFonts w:ascii="Calibri" w:hAnsi="Calibri"/>
+          <w:b/>
+          <w:i w:val="0"/>
+          <w:color w:val="1E293B"/>
+          <w:sz w:val="19"/>
+        </w:rPr>
+        <w:t>Badge Perusahaan &amp; Keamanan Akun</w:t>
+      </w:r>
+      <w:r>
+        <w:rPr>
+          <w:rFonts w:ascii="Calibri" w:hAnsi="Calibri"/>
+          <w:b w:val="0"/>
+          <w:i w:val="0"/>
+          <w:color w:val="1E293B"/>
+          <w:sz w:val="19"/>
+        </w:rPr>
+        <w:t>:</w:t>
+      </w:r>
+    </w:p>
+    <w:p>
+      <w:pPr>
+        <w:spacing w:before="20" w:after="40" w:line="276" w:lineRule="auto"/>
+        <w:ind w:left="720"/>
+      </w:pPr>
+      <w:r>
+        <w:rPr>
+          <w:rFonts w:ascii="Arial" w:hAnsi="Arial"/>
+          <w:b/>
+          <w:color w:val="2563EB"/>
+          <w:sz w:val="19"/>
+        </w:rPr>
+        <w:t xml:space="preserve">⁃ </w:t>
+      </w:r>
+      <w:r>
+        <w:rPr>
+          <w:rFonts w:ascii="Calibri" w:hAnsi="Calibri"/>
+          <w:b w:val="0"/>
+          <w:i w:val="0"/>
+          <w:color w:val="1E293B"/>
+          <w:sz w:val="19"/>
+        </w:rPr>
+        <w:t>Menampilkan badge resmi nama perusahaan dan kode perusahaan tenant tempat Anda terdaftar.</w:t>
+      </w:r>
+    </w:p>
+    <w:p>
+      <w:pPr>
+        <w:spacing w:before="20" w:after="40" w:line="276" w:lineRule="auto"/>
+        <w:ind w:left="720"/>
+      </w:pPr>
+      <w:r>
+        <w:rPr>
+          <w:rFonts w:ascii="Arial" w:hAnsi="Arial"/>
+          <w:b/>
+          <w:color w:val="2563EB"/>
+          <w:sz w:val="19"/>
+        </w:rPr>
+        <w:t xml:space="preserve">⁃ </w:t>
+      </w:r>
+      <w:r>
+        <w:rPr>
+          <w:rFonts w:ascii="Calibri" w:hAnsi="Calibri"/>
+          <w:b w:val="0"/>
+          <w:i w:val="0"/>
+          <w:color w:val="1E293B"/>
+          <w:sz w:val="19"/>
+        </w:rPr>
+        <w:t>Menyediakan panel instan ganti kata sandi dengan validasi keamanan ganda.</w:t>
+      </w:r>
+    </w:p>
+    <w:p>
+      <w:pPr>
+        <w:spacing w:before="120" w:after="120"/>
+      </w:pPr>
+      <w:r>
+        <w:rPr>
+          <w:color w:val="E2E8F0"/>
+        </w:rPr>
+        <w:t>――――――――――――――――――――――――――――――――――――――――――――――――――――――――――</w:t>
+      </w:r>
+    </w:p>
+    <w:p>
+      <w:pPr>
+        <w:keepNext/>
+        <w:spacing w:before="240" w:after="80"/>
+      </w:pPr>
+      <w:r>
+        <w:rPr>
+          <w:rFonts w:ascii="Arial" w:hAnsi="Arial"/>
+          <w:b/>
+          <w:color w:val="2563EB"/>
+          <w:sz w:val="27"/>
+        </w:rPr>
+        <w:t>16. Panduan Pengujian Mutu (QA) &amp; Pelacakan Test Case E2E Excel</w:t>
+      </w:r>
+    </w:p>
+    <w:p>
+      <w:pPr>
+        <w:spacing w:before="0" w:after="80" w:line="276" w:lineRule="auto"/>
+      </w:pPr>
+      <w:r>
+        <w:rPr>
+          <w:rFonts w:ascii="Calibri" w:hAnsi="Calibri"/>
+          <w:b w:val="0"/>
+          <w:i w:val="0"/>
+          <w:color w:val="1E293B"/>
+          <w:sz w:val="20"/>
+        </w:rPr>
+        <w:t>Untuk memastikan kualitas, keandalan, dan stabilitas operasional sistem, Work Tracker Pro dilengkapi rangkaian dokumentasi dan alat pelacakan jaminan kualitas terpadu (</w:t>
+      </w:r>
+      <w:r>
+        <w:rPr>
+          <w:rFonts w:ascii="Calibri" w:hAnsi="Calibri"/>
+          <w:b w:val="0"/>
+          <w:i/>
+          <w:color w:val="1E293B"/>
+          <w:sz w:val="20"/>
+        </w:rPr>
+        <w:t>Quality Assurance Package</w:t>
+      </w:r>
+      <w:r>
+        <w:rPr>
+          <w:rFonts w:ascii="Calibri" w:hAnsi="Calibri"/>
+          <w:b w:val="0"/>
+          <w:i w:val="0"/>
+          <w:color w:val="1E293B"/>
+          <w:sz w:val="20"/>
+        </w:rPr>
+        <w:t xml:space="preserve">) pada folder </w:t>
+      </w:r>
+      <w:r>
+        <w:rPr>
+          <w:rFonts w:ascii="Consolas" w:hAnsi="Consolas"/>
+          <w:b w:val="0"/>
+          <w:i w:val="0"/>
+          <w:color w:val="C2410C"/>
+          <w:sz w:val="17"/>
+        </w:rPr>
+        <w:t>/QA</w:t>
+      </w:r>
+      <w:r>
+        <w:rPr>
+          <w:rFonts w:ascii="Calibri" w:hAnsi="Calibri"/>
+          <w:b w:val="0"/>
+          <w:i w:val="0"/>
+          <w:color w:val="1E293B"/>
+          <w:sz w:val="20"/>
+        </w:rPr>
+        <w:t>.</w:t>
+      </w:r>
+    </w:p>
+    <w:p>
+      <w:pPr>
+        <w:keepNext/>
+        <w:spacing w:before="160" w:after="40"/>
+      </w:pPr>
+      <w:r>
+        <w:rPr>
+          <w:rFonts w:ascii="Calibri" w:hAnsi="Calibri"/>
+          <w:b/>
+          <w:color w:val="1E293B"/>
+          <w:sz w:val="23"/>
+        </w:rPr>
+        <w:t>16.1 Struktur Paket Pengujian QA &amp; Berkas Matriks</w:t>
+      </w:r>
+    </w:p>
+    <w:p>
+      <w:pPr>
+        <w:spacing w:before="0" w:after="80" w:line="276" w:lineRule="auto"/>
+      </w:pPr>
+      <w:r>
+        <w:rPr>
+          <w:rFonts w:ascii="Calibri" w:hAnsi="Calibri"/>
+          <w:b w:val="0"/>
+          <w:i w:val="0"/>
+          <w:color w:val="1E293B"/>
+          <w:sz w:val="20"/>
+        </w:rPr>
+        <w:t>Paket QA terdiri dari:</w:t>
+      </w:r>
+    </w:p>
+    <w:p>
+      <w:pPr>
+        <w:spacing w:before="20" w:after="40" w:line="276" w:lineRule="auto"/>
+        <w:ind w:left="360"/>
+      </w:pPr>
+      <w:r>
+        <w:rPr>
+          <w:rFonts w:ascii="Arial" w:hAnsi="Arial"/>
+          <w:b/>
+          <w:color w:val="2563EB"/>
+          <w:sz w:val="19"/>
+        </w:rPr>
+        <w:t xml:space="preserve">1. </w:t>
+      </w:r>
+      <w:r>
+        <w:rPr>
+          <w:rFonts w:ascii="Calibri" w:hAnsi="Calibri"/>
+          <w:b/>
+          <w:i w:val="0"/>
+          <w:color w:val="1E293B"/>
+          <w:sz w:val="19"/>
+        </w:rPr>
+        <w:t>`QA/Tracking_Test_Case_E2E_TrackerKerja.xlsx`</w:t>
+      </w:r>
+      <w:r>
+        <w:rPr>
+          <w:rFonts w:ascii="Calibri" w:hAnsi="Calibri"/>
+          <w:b w:val="0"/>
+          <w:i w:val="0"/>
+          <w:color w:val="1E293B"/>
+          <w:sz w:val="19"/>
+        </w:rPr>
+        <w:t>: Berkas spreadsheet pelacak matriks pengujian end-to-end yang mencakup seluruh fungsionalitas sistem.</w:t>
+      </w:r>
+    </w:p>
+    <w:p>
+      <w:pPr>
+        <w:spacing w:before="20" w:after="40" w:line="276" w:lineRule="auto"/>
+        <w:ind w:left="360"/>
+      </w:pPr>
+      <w:r>
+        <w:rPr>
+          <w:rFonts w:ascii="Arial" w:hAnsi="Arial"/>
+          <w:b/>
+          <w:color w:val="2563EB"/>
+          <w:sz w:val="19"/>
+        </w:rPr>
+        <w:t xml:space="preserve">2. </w:t>
+      </w:r>
+      <w:r>
+        <w:rPr>
+          <w:rFonts w:ascii="Calibri" w:hAnsi="Calibri"/>
+          <w:b/>
+          <w:i w:val="0"/>
+          <w:color w:val="1E293B"/>
+          <w:sz w:val="19"/>
+        </w:rPr>
+        <w:t>`QA/README.md`</w:t>
+      </w:r>
+      <w:r>
+        <w:rPr>
+          <w:rFonts w:ascii="Calibri" w:hAnsi="Calibri"/>
+          <w:b w:val="0"/>
+          <w:i w:val="0"/>
+          <w:color w:val="1E293B"/>
+          <w:sz w:val="19"/>
+        </w:rPr>
+        <w:t>: Panduan SOP pengujian, tata kelola siklus rilis (</w:t>
+      </w:r>
+      <w:r>
+        <w:rPr>
+          <w:rFonts w:ascii="Calibri" w:hAnsi="Calibri"/>
+          <w:b w:val="0"/>
+          <w:i/>
+          <w:color w:val="1E293B"/>
+          <w:sz w:val="19"/>
+        </w:rPr>
+        <w:t>release cycles</w:t>
+      </w:r>
+      <w:r>
+        <w:rPr>
+          <w:rFonts w:ascii="Calibri" w:hAnsi="Calibri"/>
+          <w:b w:val="0"/>
+          <w:i w:val="0"/>
+          <w:color w:val="1E293B"/>
+          <w:sz w:val="19"/>
+        </w:rPr>
+        <w:t>), dan klasifikasi keparahan bug (</w:t>
+      </w:r>
+      <w:r>
+        <w:rPr>
+          <w:rFonts w:ascii="Calibri" w:hAnsi="Calibri"/>
+          <w:b w:val="0"/>
+          <w:i/>
+          <w:color w:val="1E293B"/>
+          <w:sz w:val="19"/>
+        </w:rPr>
+        <w:t>bug triage</w:t>
+      </w:r>
+      <w:r>
+        <w:rPr>
+          <w:rFonts w:ascii="Calibri" w:hAnsi="Calibri"/>
+          <w:b w:val="0"/>
+          <w:i w:val="0"/>
+          <w:color w:val="1E293B"/>
+          <w:sz w:val="19"/>
+        </w:rPr>
+        <w:t>).</w:t>
+      </w:r>
+    </w:p>
+    <w:p>
+      <w:pPr>
+        <w:keepNext/>
+        <w:spacing w:before="160" w:after="40"/>
+      </w:pPr>
+      <w:r>
+        <w:rPr>
+          <w:rFonts w:ascii="Calibri" w:hAnsi="Calibri"/>
+          <w:b/>
+          <w:color w:val="1E293B"/>
+          <w:sz w:val="23"/>
+        </w:rPr>
+        <w:t>16.2 Navigasi 4 Lembar Kerja Buku Tracking Excel</w:t>
+      </w:r>
+    </w:p>
+    <w:p>
+      <w:pPr>
+        <w:spacing w:before="0" w:after="80" w:line="276" w:lineRule="auto"/>
+      </w:pPr>
+      <w:r>
+        <w:rPr>
+          <w:rFonts w:ascii="Calibri" w:hAnsi="Calibri"/>
+          <w:b w:val="0"/>
+          <w:i w:val="0"/>
+          <w:color w:val="1E293B"/>
+          <w:sz w:val="20"/>
+        </w:rPr>
+        <w:t xml:space="preserve">Buka berkas </w:t>
+      </w:r>
+      <w:r>
+        <w:rPr>
+          <w:rFonts w:ascii="Consolas" w:hAnsi="Consolas"/>
+          <w:b w:val="0"/>
+          <w:i w:val="0"/>
+          <w:color w:val="C2410C"/>
+          <w:sz w:val="17"/>
+        </w:rPr>
+        <w:t>Tracking_Test_Case_E2E_TrackerKerja.xlsx</w:t>
+      </w:r>
+      <w:r>
+        <w:rPr>
+          <w:rFonts w:ascii="Calibri" w:hAnsi="Calibri"/>
+          <w:b w:val="0"/>
+          <w:i w:val="0"/>
+          <w:color w:val="1E293B"/>
+          <w:sz w:val="20"/>
+        </w:rPr>
+        <w:t xml:space="preserve"> menggunakan Microsoft Excel, WPS Office, atau LibreOffice:</w:t>
+      </w:r>
+    </w:p>
+    <w:p>
+      <w:pPr>
+        <w:spacing w:before="20" w:after="40" w:line="276" w:lineRule="auto"/>
+        <w:ind w:left="360"/>
+      </w:pPr>
+      <w:r>
+        <w:rPr>
+          <w:rFonts w:ascii="Arial" w:hAnsi="Arial"/>
+          <w:b/>
+          <w:color w:val="2563EB"/>
+          <w:sz w:val="19"/>
+        </w:rPr>
+        <w:t xml:space="preserve">1. </w:t>
+      </w:r>
+      <w:r>
+        <w:rPr>
+          <w:rFonts w:ascii="Calibri" w:hAnsi="Calibri"/>
+          <w:b/>
+          <w:i w:val="0"/>
+          <w:color w:val="1E293B"/>
+          <w:sz w:val="19"/>
+        </w:rPr>
+        <w:t>Lembar Kerja 1: `Dashboard &amp; Metrik`</w:t>
+      </w:r>
+      <w:r>
+        <w:rPr>
+          <w:rFonts w:ascii="Calibri" w:hAnsi="Calibri"/>
+          <w:b w:val="0"/>
+          <w:i w:val="0"/>
+          <w:color w:val="1E293B"/>
+          <w:sz w:val="19"/>
+        </w:rPr>
+        <w:t>:</w:t>
+      </w:r>
+    </w:p>
+    <w:p>
+      <w:pPr>
+        <w:spacing w:before="20" w:after="40" w:line="276" w:lineRule="auto"/>
+        <w:ind w:left="720"/>
+      </w:pPr>
+      <w:r>
+        <w:rPr>
+          <w:rFonts w:ascii="Arial" w:hAnsi="Arial"/>
+          <w:b/>
+          <w:color w:val="2563EB"/>
+          <w:sz w:val="19"/>
+        </w:rPr>
+        <w:t xml:space="preserve">⁃ </w:t>
+      </w:r>
+      <w:r>
+        <w:rPr>
+          <w:rFonts w:ascii="Calibri" w:hAnsi="Calibri"/>
+          <w:b w:val="0"/>
+          <w:i w:val="0"/>
+          <w:color w:val="1E293B"/>
+          <w:sz w:val="19"/>
+        </w:rPr>
+        <w:t>Menyajikan KPI eksekutif secara real-time: Total Test Cases, Jumlah Lolos (</w:t>
+      </w:r>
+      <w:r>
+        <w:rPr>
+          <w:rFonts w:ascii="Calibri" w:hAnsi="Calibri"/>
+          <w:b w:val="0"/>
+          <w:i/>
+          <w:color w:val="1E293B"/>
+          <w:sz w:val="19"/>
+        </w:rPr>
+        <w:t>Pass</w:t>
+      </w:r>
+      <w:r>
+        <w:rPr>
+          <w:rFonts w:ascii="Calibri" w:hAnsi="Calibri"/>
+          <w:b w:val="0"/>
+          <w:i w:val="0"/>
+          <w:color w:val="1E293B"/>
+          <w:sz w:val="19"/>
+        </w:rPr>
+        <w:t>), Gagal (</w:t>
+      </w:r>
+      <w:r>
+        <w:rPr>
+          <w:rFonts w:ascii="Calibri" w:hAnsi="Calibri"/>
+          <w:b w:val="0"/>
+          <w:i/>
+          <w:color w:val="1E293B"/>
+          <w:sz w:val="19"/>
+        </w:rPr>
+        <w:t>Fail</w:t>
+      </w:r>
+      <w:r>
+        <w:rPr>
+          <w:rFonts w:ascii="Calibri" w:hAnsi="Calibri"/>
+          <w:b w:val="0"/>
+          <w:i w:val="0"/>
+          <w:color w:val="1E293B"/>
+          <w:sz w:val="19"/>
+        </w:rPr>
+        <w:t>), Terhalang (</w:t>
+      </w:r>
+      <w:r>
+        <w:rPr>
+          <w:rFonts w:ascii="Calibri" w:hAnsi="Calibri"/>
+          <w:b w:val="0"/>
+          <w:i/>
+          <w:color w:val="1E293B"/>
+          <w:sz w:val="19"/>
+        </w:rPr>
+        <w:t>Blocked</w:t>
+      </w:r>
+      <w:r>
+        <w:rPr>
+          <w:rFonts w:ascii="Calibri" w:hAnsi="Calibri"/>
+          <w:b w:val="0"/>
+          <w:i w:val="0"/>
+          <w:color w:val="1E293B"/>
+          <w:sz w:val="19"/>
+        </w:rPr>
+        <w:t>), dan Belum Diuji (</w:t>
+      </w:r>
+      <w:r>
+        <w:rPr>
+          <w:rFonts w:ascii="Calibri" w:hAnsi="Calibri"/>
+          <w:b w:val="0"/>
+          <w:i/>
+          <w:color w:val="1E293B"/>
+          <w:sz w:val="19"/>
+        </w:rPr>
+        <w:t>Untested</w:t>
+      </w:r>
+      <w:r>
+        <w:rPr>
+          <w:rFonts w:ascii="Calibri" w:hAnsi="Calibri"/>
+          <w:b w:val="0"/>
+          <w:i w:val="0"/>
+          <w:color w:val="1E293B"/>
+          <w:sz w:val="19"/>
+        </w:rPr>
+        <w:t>).</w:t>
+      </w:r>
+    </w:p>
+    <w:p>
+      <w:pPr>
+        <w:spacing w:before="20" w:after="40" w:line="276" w:lineRule="auto"/>
+        <w:ind w:left="720"/>
+      </w:pPr>
+      <w:r>
+        <w:rPr>
+          <w:rFonts w:ascii="Arial" w:hAnsi="Arial"/>
+          <w:b/>
+          <w:color w:val="2563EB"/>
+          <w:sz w:val="19"/>
+        </w:rPr>
+        <w:t xml:space="preserve">⁃ </w:t>
+      </w:r>
+      <w:r>
+        <w:rPr>
+          <w:rFonts w:ascii="Calibri" w:hAnsi="Calibri"/>
+          <w:b w:val="0"/>
+          <w:i w:val="0"/>
+          <w:color w:val="1E293B"/>
+          <w:sz w:val="19"/>
+        </w:rPr>
+        <w:t>Memperlihatkan persentase tingkat keberhasilan (</w:t>
+      </w:r>
+      <w:r>
+        <w:rPr>
+          <w:rFonts w:ascii="Calibri" w:hAnsi="Calibri"/>
+          <w:b w:val="0"/>
+          <w:i/>
+          <w:color w:val="1E293B"/>
+          <w:sz w:val="19"/>
+        </w:rPr>
+        <w:t>Pass Rate %</w:t>
+      </w:r>
+      <w:r>
+        <w:rPr>
+          <w:rFonts w:ascii="Calibri" w:hAnsi="Calibri"/>
+          <w:b w:val="0"/>
+          <w:i w:val="0"/>
+          <w:color w:val="1E293B"/>
+          <w:sz w:val="19"/>
+        </w:rPr>
+        <w:t>) dan ringkasan distribusi cacat berdasarkan tingkat urgensi.</w:t>
+      </w:r>
+    </w:p>
+    <w:p>
+      <w:pPr>
+        <w:spacing w:before="20" w:after="40" w:line="276" w:lineRule="auto"/>
+        <w:ind w:left="360"/>
+      </w:pPr>
+      <w:r>
+        <w:rPr>
+          <w:rFonts w:ascii="Arial" w:hAnsi="Arial"/>
+          <w:b/>
+          <w:color w:val="2563EB"/>
+          <w:sz w:val="19"/>
+        </w:rPr>
+        <w:t xml:space="preserve">2. </w:t>
+      </w:r>
+      <w:r>
+        <w:rPr>
+          <w:rFonts w:ascii="Calibri" w:hAnsi="Calibri"/>
+          <w:b/>
+          <w:i w:val="0"/>
+          <w:color w:val="1E293B"/>
+          <w:sz w:val="19"/>
+        </w:rPr>
+        <w:t>Lembar Kerja 2: `Master Test Case E2E`</w:t>
+      </w:r>
+      <w:r>
+        <w:rPr>
+          <w:rFonts w:ascii="Calibri" w:hAnsi="Calibri"/>
+          <w:b w:val="0"/>
+          <w:i w:val="0"/>
+          <w:color w:val="1E293B"/>
+          <w:sz w:val="19"/>
+        </w:rPr>
+        <w:t>:</w:t>
+      </w:r>
+    </w:p>
+    <w:p>
+      <w:pPr>
+        <w:spacing w:before="20" w:after="40" w:line="276" w:lineRule="auto"/>
+        <w:ind w:left="720"/>
+      </w:pPr>
+      <w:r>
+        <w:rPr>
+          <w:rFonts w:ascii="Arial" w:hAnsi="Arial"/>
+          <w:b/>
+          <w:color w:val="2563EB"/>
+          <w:sz w:val="19"/>
+        </w:rPr>
+        <w:t xml:space="preserve">⁃ </w:t>
+      </w:r>
+      <w:r>
+        <w:rPr>
+          <w:rFonts w:ascii="Calibri" w:hAnsi="Calibri"/>
+          <w:b w:val="0"/>
+          <w:i w:val="0"/>
+          <w:color w:val="1E293B"/>
+          <w:sz w:val="19"/>
+        </w:rPr>
+        <w:t>Memuat lebih dari 65 skenario pengujian komprehensif yang mencakup 19 modul sistem:</w:t>
+      </w:r>
+    </w:p>
+    <w:p>
+      <w:pPr>
+        <w:spacing w:before="20" w:after="40" w:line="276" w:lineRule="auto"/>
+        <w:ind w:left="1080"/>
+      </w:pPr>
+      <w:r>
+        <w:rPr>
+          <w:rFonts w:ascii="Arial" w:hAnsi="Arial"/>
+          <w:b/>
+          <w:color w:val="2563EB"/>
+          <w:sz w:val="19"/>
+        </w:rPr>
+        <w:t xml:space="preserve">⁃ </w:t>
+      </w:r>
+      <w:r>
+        <w:rPr>
+          <w:rFonts w:ascii="Calibri" w:hAnsi="Calibri"/>
+          <w:b w:val="0"/>
+          <w:i w:val="0"/>
+          <w:color w:val="1E293B"/>
+          <w:sz w:val="19"/>
+        </w:rPr>
+        <w:t>Autentikasi &amp; Registrasi Kode Perusahaan (</w:t>
+      </w:r>
+      <w:r>
+        <w:rPr>
+          <w:rFonts w:ascii="Consolas" w:hAnsi="Consolas"/>
+          <w:b w:val="0"/>
+          <w:i w:val="0"/>
+          <w:color w:val="C2410C"/>
+          <w:sz w:val="17"/>
+        </w:rPr>
+        <w:t>TC-AUTH</w:t>
+      </w:r>
+      <w:r>
+        <w:rPr>
+          <w:rFonts w:ascii="Calibri" w:hAnsi="Calibri"/>
+          <w:b w:val="0"/>
+          <w:i w:val="0"/>
+          <w:color w:val="1E293B"/>
+          <w:sz w:val="19"/>
+        </w:rPr>
+        <w:t>)</w:t>
+      </w:r>
+    </w:p>
+    <w:p>
+      <w:pPr>
+        <w:spacing w:before="20" w:after="40" w:line="276" w:lineRule="auto"/>
+        <w:ind w:left="1080"/>
+      </w:pPr>
+      <w:r>
+        <w:rPr>
+          <w:rFonts w:ascii="Arial" w:hAnsi="Arial"/>
+          <w:b/>
+          <w:color w:val="2563EB"/>
+          <w:sz w:val="19"/>
+        </w:rPr>
+        <w:t xml:space="preserve">⁃ </w:t>
+      </w:r>
+      <w:r>
+        <w:rPr>
+          <w:rFonts w:ascii="Calibri" w:hAnsi="Calibri"/>
+          <w:b w:val="0"/>
+          <w:i w:val="0"/>
+          <w:color w:val="1E293B"/>
+          <w:sz w:val="19"/>
+        </w:rPr>
+        <w:t>Tugas &amp; Full-Width Studio (</w:t>
+      </w:r>
+      <w:r>
+        <w:rPr>
+          <w:rFonts w:ascii="Consolas" w:hAnsi="Consolas"/>
+          <w:b w:val="0"/>
+          <w:i w:val="0"/>
+          <w:color w:val="C2410C"/>
+          <w:sz w:val="17"/>
+        </w:rPr>
+        <w:t>TC-TSK</w:t>
+      </w:r>
+      <w:r>
+        <w:rPr>
+          <w:rFonts w:ascii="Calibri" w:hAnsi="Calibri"/>
+          <w:b w:val="0"/>
+          <w:i w:val="0"/>
+          <w:color w:val="1E293B"/>
+          <w:sz w:val="19"/>
+        </w:rPr>
+        <w:t>)</w:t>
+      </w:r>
+    </w:p>
+    <w:p>
+      <w:pPr>
+        <w:spacing w:before="20" w:after="40" w:line="276" w:lineRule="auto"/>
+        <w:ind w:left="1080"/>
+      </w:pPr>
+      <w:r>
+        <w:rPr>
+          <w:rFonts w:ascii="Arial" w:hAnsi="Arial"/>
+          <w:b/>
+          <w:color w:val="2563EB"/>
+          <w:sz w:val="19"/>
+        </w:rPr>
+        <w:t xml:space="preserve">⁃ </w:t>
+      </w:r>
+      <w:r>
+        <w:rPr>
+          <w:rFonts w:ascii="Calibri" w:hAnsi="Calibri"/>
+          <w:b w:val="0"/>
+          <w:i w:val="0"/>
+          <w:color w:val="1E293B"/>
+          <w:sz w:val="19"/>
+        </w:rPr>
+        <w:t>Proyek &amp; Finansial (</w:t>
+      </w:r>
+      <w:r>
+        <w:rPr>
+          <w:rFonts w:ascii="Consolas" w:hAnsi="Consolas"/>
+          <w:b w:val="0"/>
+          <w:i w:val="0"/>
+          <w:color w:val="C2410C"/>
+          <w:sz w:val="17"/>
+        </w:rPr>
+        <w:t>TC-PRJ</w:t>
+      </w:r>
+      <w:r>
+        <w:rPr>
+          <w:rFonts w:ascii="Calibri" w:hAnsi="Calibri"/>
+          <w:b w:val="0"/>
+          <w:i w:val="0"/>
+          <w:color w:val="1E293B"/>
+          <w:sz w:val="19"/>
+        </w:rPr>
+        <w:t>)</w:t>
+      </w:r>
+    </w:p>
+    <w:p>
+      <w:pPr>
+        <w:spacing w:before="20" w:after="40" w:line="276" w:lineRule="auto"/>
+        <w:ind w:left="1080"/>
+      </w:pPr>
+      <w:r>
+        <w:rPr>
+          <w:rFonts w:ascii="Arial" w:hAnsi="Arial"/>
+          <w:b/>
+          <w:color w:val="2563EB"/>
+          <w:sz w:val="19"/>
+        </w:rPr>
+        <w:t xml:space="preserve">⁃ </w:t>
+      </w:r>
+      <w:r>
+        <w:rPr>
+          <w:rFonts w:ascii="Calibri" w:hAnsi="Calibri"/>
+          <w:b w:val="0"/>
+          <w:i w:val="0"/>
+          <w:color w:val="1E293B"/>
+          <w:sz w:val="19"/>
+        </w:rPr>
+        <w:t>Timesheet &amp; Multi-Timer (</w:t>
+      </w:r>
+      <w:r>
+        <w:rPr>
+          <w:rFonts w:ascii="Consolas" w:hAnsi="Consolas"/>
+          <w:b w:val="0"/>
+          <w:i w:val="0"/>
+          <w:color w:val="C2410C"/>
+          <w:sz w:val="17"/>
+        </w:rPr>
+        <w:t>TC-TMS</w:t>
+      </w:r>
+      <w:r>
+        <w:rPr>
+          <w:rFonts w:ascii="Calibri" w:hAnsi="Calibri"/>
+          <w:b w:val="0"/>
+          <w:i w:val="0"/>
+          <w:color w:val="1E293B"/>
+          <w:sz w:val="19"/>
+        </w:rPr>
+        <w:t>)</w:t>
+      </w:r>
+    </w:p>
+    <w:p>
+      <w:pPr>
+        <w:spacing w:before="20" w:after="40" w:line="276" w:lineRule="auto"/>
+        <w:ind w:left="1080"/>
+      </w:pPr>
+      <w:r>
+        <w:rPr>
+          <w:rFonts w:ascii="Arial" w:hAnsi="Arial"/>
+          <w:b/>
+          <w:color w:val="2563EB"/>
+          <w:sz w:val="19"/>
+        </w:rPr>
+        <w:t xml:space="preserve">⁃ </w:t>
+      </w:r>
+      <w:r>
+        <w:rPr>
+          <w:rFonts w:ascii="Calibri" w:hAnsi="Calibri"/>
+          <w:b w:val="0"/>
+          <w:i w:val="0"/>
+          <w:color w:val="1E293B"/>
+          <w:sz w:val="19"/>
+        </w:rPr>
+        <w:t>Presensi Kehadiran (</w:t>
+      </w:r>
+      <w:r>
+        <w:rPr>
+          <w:rFonts w:ascii="Consolas" w:hAnsi="Consolas"/>
+          <w:b w:val="0"/>
+          <w:i w:val="0"/>
+          <w:color w:val="C2410C"/>
+          <w:sz w:val="17"/>
+        </w:rPr>
+        <w:t>TC-ATT</w:t>
+      </w:r>
+      <w:r>
+        <w:rPr>
+          <w:rFonts w:ascii="Calibri" w:hAnsi="Calibri"/>
+          <w:b w:val="0"/>
+          <w:i w:val="0"/>
+          <w:color w:val="1E293B"/>
+          <w:sz w:val="19"/>
+        </w:rPr>
+        <w:t>)</w:t>
+      </w:r>
+    </w:p>
+    <w:p>
+      <w:pPr>
+        <w:spacing w:before="20" w:after="40" w:line="276" w:lineRule="auto"/>
+        <w:ind w:left="1080"/>
+      </w:pPr>
+      <w:r>
+        <w:rPr>
+          <w:rFonts w:ascii="Arial" w:hAnsi="Arial"/>
+          <w:b/>
+          <w:color w:val="2563EB"/>
+          <w:sz w:val="19"/>
+        </w:rPr>
+        <w:t xml:space="preserve">⁃ </w:t>
+      </w:r>
+      <w:r>
+        <w:rPr>
+          <w:rFonts w:ascii="Calibri" w:hAnsi="Calibri"/>
+          <w:b w:val="0"/>
+          <w:i w:val="0"/>
+          <w:color w:val="1E293B"/>
+          <w:sz w:val="19"/>
+        </w:rPr>
+        <w:t>Kalender RBAC (</w:t>
+      </w:r>
+      <w:r>
+        <w:rPr>
+          <w:rFonts w:ascii="Consolas" w:hAnsi="Consolas"/>
+          <w:b w:val="0"/>
+          <w:i w:val="0"/>
+          <w:color w:val="C2410C"/>
+          <w:sz w:val="17"/>
+        </w:rPr>
+        <w:t>TC-CAL</w:t>
+      </w:r>
+      <w:r>
+        <w:rPr>
+          <w:rFonts w:ascii="Calibri" w:hAnsi="Calibri"/>
+          <w:b w:val="0"/>
+          <w:i w:val="0"/>
+          <w:color w:val="1E293B"/>
+          <w:sz w:val="19"/>
+        </w:rPr>
+        <w:t>)</w:t>
+      </w:r>
+    </w:p>
+    <w:p>
+      <w:pPr>
+        <w:spacing w:before="20" w:after="40" w:line="276" w:lineRule="auto"/>
+        <w:ind w:left="1080"/>
+      </w:pPr>
+      <w:r>
+        <w:rPr>
+          <w:rFonts w:ascii="Arial" w:hAnsi="Arial"/>
+          <w:b/>
+          <w:color w:val="2563EB"/>
+          <w:sz w:val="19"/>
+        </w:rPr>
+        <w:t xml:space="preserve">⁃ </w:t>
+      </w:r>
+      <w:r>
+        <w:rPr>
+          <w:rFonts w:ascii="Calibri" w:hAnsi="Calibri"/>
+          <w:b w:val="0"/>
+          <w:i w:val="0"/>
+          <w:color w:val="1E293B"/>
+          <w:sz w:val="19"/>
+        </w:rPr>
+        <w:t>Catatan &amp; Lampiran (</w:t>
+      </w:r>
+      <w:r>
+        <w:rPr>
+          <w:rFonts w:ascii="Consolas" w:hAnsi="Consolas"/>
+          <w:b w:val="0"/>
+          <w:i w:val="0"/>
+          <w:color w:val="C2410C"/>
+          <w:sz w:val="17"/>
+        </w:rPr>
+        <w:t>TC-NOT</w:t>
+      </w:r>
+      <w:r>
+        <w:rPr>
+          <w:rFonts w:ascii="Calibri" w:hAnsi="Calibri"/>
+          <w:b w:val="0"/>
+          <w:i w:val="0"/>
+          <w:color w:val="1E293B"/>
+          <w:sz w:val="19"/>
+        </w:rPr>
+        <w:t>)</w:t>
+      </w:r>
+    </w:p>
+    <w:p>
+      <w:pPr>
+        <w:spacing w:before="20" w:after="40" w:line="276" w:lineRule="auto"/>
+        <w:ind w:left="1080"/>
+      </w:pPr>
+      <w:r>
+        <w:rPr>
+          <w:rFonts w:ascii="Arial" w:hAnsi="Arial"/>
+          <w:b/>
+          <w:color w:val="2563EB"/>
+          <w:sz w:val="19"/>
+        </w:rPr>
+        <w:t xml:space="preserve">⁃ </w:t>
+      </w:r>
+      <w:r>
+        <w:rPr>
+          <w:rFonts w:ascii="Calibri" w:hAnsi="Calibri"/>
+          <w:b w:val="0"/>
+          <w:i w:val="0"/>
+          <w:color w:val="1E293B"/>
+          <w:sz w:val="19"/>
+        </w:rPr>
+        <w:t>JSON &amp; SQL Tools (</w:t>
+      </w:r>
+      <w:r>
+        <w:rPr>
+          <w:rFonts w:ascii="Consolas" w:hAnsi="Consolas"/>
+          <w:b w:val="0"/>
+          <w:i w:val="0"/>
+          <w:color w:val="C2410C"/>
+          <w:sz w:val="17"/>
+        </w:rPr>
+        <w:t>TC-JSON</w:t>
+      </w:r>
+      <w:r>
+        <w:rPr>
+          <w:rFonts w:ascii="Calibri" w:hAnsi="Calibri"/>
+          <w:b w:val="0"/>
+          <w:i w:val="0"/>
+          <w:color w:val="1E293B"/>
+          <w:sz w:val="19"/>
+        </w:rPr>
+        <w:t xml:space="preserve">, </w:t>
+      </w:r>
+      <w:r>
+        <w:rPr>
+          <w:rFonts w:ascii="Consolas" w:hAnsi="Consolas"/>
+          <w:b w:val="0"/>
+          <w:i w:val="0"/>
+          <w:color w:val="C2410C"/>
+          <w:sz w:val="17"/>
+        </w:rPr>
+        <w:t>TC-SQL</w:t>
+      </w:r>
+      <w:r>
+        <w:rPr>
+          <w:rFonts w:ascii="Calibri" w:hAnsi="Calibri"/>
+          <w:b w:val="0"/>
+          <w:i w:val="0"/>
+          <w:color w:val="1E293B"/>
+          <w:sz w:val="19"/>
+        </w:rPr>
+        <w:t>)</w:t>
+      </w:r>
+    </w:p>
+    <w:p>
+      <w:pPr>
+        <w:spacing w:before="20" w:after="40" w:line="276" w:lineRule="auto"/>
+        <w:ind w:left="1080"/>
+      </w:pPr>
+      <w:r>
+        <w:rPr>
+          <w:rFonts w:ascii="Arial" w:hAnsi="Arial"/>
+          <w:b/>
+          <w:color w:val="2563EB"/>
+          <w:sz w:val="19"/>
+        </w:rPr>
+        <w:t xml:space="preserve">⁃ </w:t>
+      </w:r>
+      <w:r>
+        <w:rPr>
+          <w:rFonts w:ascii="Calibri" w:hAnsi="Calibri"/>
+          <w:b w:val="0"/>
+          <w:i w:val="0"/>
+          <w:color w:val="1E293B"/>
+          <w:sz w:val="19"/>
+        </w:rPr>
+        <w:t>Laporan &amp; Ekspor (</w:t>
+      </w:r>
+      <w:r>
+        <w:rPr>
+          <w:rFonts w:ascii="Consolas" w:hAnsi="Consolas"/>
+          <w:b w:val="0"/>
+          <w:i w:val="0"/>
+          <w:color w:val="C2410C"/>
+          <w:sz w:val="17"/>
+        </w:rPr>
+        <w:t>TC-RPT</w:t>
+      </w:r>
+      <w:r>
+        <w:rPr>
+          <w:rFonts w:ascii="Calibri" w:hAnsi="Calibri"/>
+          <w:b w:val="0"/>
+          <w:i w:val="0"/>
+          <w:color w:val="1E293B"/>
+          <w:sz w:val="19"/>
+        </w:rPr>
+        <w:t>)</w:t>
+      </w:r>
+    </w:p>
+    <w:p>
+      <w:pPr>
+        <w:spacing w:before="20" w:after="40" w:line="276" w:lineRule="auto"/>
+        <w:ind w:left="1080"/>
+      </w:pPr>
+      <w:r>
+        <w:rPr>
+          <w:rFonts w:ascii="Arial" w:hAnsi="Arial"/>
+          <w:b/>
+          <w:color w:val="2563EB"/>
+          <w:sz w:val="19"/>
+        </w:rPr>
+        <w:t xml:space="preserve">⁃ </w:t>
+      </w:r>
+      <w:r>
+        <w:rPr>
+          <w:rFonts w:ascii="Calibri" w:hAnsi="Calibri"/>
+          <w:b w:val="0"/>
+          <w:i w:val="0"/>
+          <w:color w:val="1E293B"/>
+          <w:sz w:val="19"/>
+        </w:rPr>
+        <w:t>Direktori Anggota &amp; Tenant (</w:t>
+      </w:r>
+      <w:r>
+        <w:rPr>
+          <w:rFonts w:ascii="Consolas" w:hAnsi="Consolas"/>
+          <w:b w:val="0"/>
+          <w:i w:val="0"/>
+          <w:color w:val="C2410C"/>
+          <w:sz w:val="17"/>
+        </w:rPr>
+        <w:t>TC-MBR</w:t>
+      </w:r>
+      <w:r>
+        <w:rPr>
+          <w:rFonts w:ascii="Calibri" w:hAnsi="Calibri"/>
+          <w:b w:val="0"/>
+          <w:i w:val="0"/>
+          <w:color w:val="1E293B"/>
+          <w:sz w:val="19"/>
+        </w:rPr>
+        <w:t>)</w:t>
+      </w:r>
+    </w:p>
+    <w:p>
+      <w:pPr>
+        <w:spacing w:before="20" w:after="40" w:line="276" w:lineRule="auto"/>
+        <w:ind w:left="1080"/>
+      </w:pPr>
+      <w:r>
+        <w:rPr>
+          <w:rFonts w:ascii="Arial" w:hAnsi="Arial"/>
+          <w:b/>
+          <w:color w:val="2563EB"/>
+          <w:sz w:val="19"/>
+        </w:rPr>
+        <w:t xml:space="preserve">⁃ </w:t>
+      </w:r>
+      <w:r>
+        <w:rPr>
+          <w:rFonts w:ascii="Calibri" w:hAnsi="Calibri"/>
+          <w:b w:val="0"/>
+          <w:i w:val="0"/>
+          <w:color w:val="1E293B"/>
+          <w:sz w:val="19"/>
+        </w:rPr>
+        <w:t>Master Data &amp; Konfigurasi 4-Tab (</w:t>
+      </w:r>
+      <w:r>
+        <w:rPr>
+          <w:rFonts w:ascii="Consolas" w:hAnsi="Consolas"/>
+          <w:b w:val="0"/>
+          <w:i w:val="0"/>
+          <w:color w:val="C2410C"/>
+          <w:sz w:val="17"/>
+        </w:rPr>
+        <w:t>TC-MST</w:t>
+      </w:r>
+      <w:r>
+        <w:rPr>
+          <w:rFonts w:ascii="Calibri" w:hAnsi="Calibri"/>
+          <w:b w:val="0"/>
+          <w:i w:val="0"/>
+          <w:color w:val="1E293B"/>
+          <w:sz w:val="19"/>
+        </w:rPr>
+        <w:t xml:space="preserve">, </w:t>
+      </w:r>
+      <w:r>
+        <w:rPr>
+          <w:rFonts w:ascii="Consolas" w:hAnsi="Consolas"/>
+          <w:b w:val="0"/>
+          <w:i w:val="0"/>
+          <w:color w:val="C2410C"/>
+          <w:sz w:val="17"/>
+        </w:rPr>
+        <w:t>TC-CFG</w:t>
+      </w:r>
+      <w:r>
+        <w:rPr>
+          <w:rFonts w:ascii="Calibri" w:hAnsi="Calibri"/>
+          <w:b w:val="0"/>
+          <w:i w:val="0"/>
+          <w:color w:val="1E293B"/>
+          <w:sz w:val="19"/>
+        </w:rPr>
+        <w:t>)</w:t>
+      </w:r>
+    </w:p>
+    <w:p>
+      <w:pPr>
+        <w:spacing w:before="20" w:after="40" w:line="276" w:lineRule="auto"/>
+        <w:ind w:left="1080"/>
+      </w:pPr>
+      <w:r>
+        <w:rPr>
+          <w:rFonts w:ascii="Arial" w:hAnsi="Arial"/>
+          <w:b/>
+          <w:color w:val="2563EB"/>
+          <w:sz w:val="19"/>
+        </w:rPr>
+        <w:t xml:space="preserve">⁃ </w:t>
+      </w:r>
+      <w:r>
+        <w:rPr>
+          <w:rFonts w:ascii="Calibri" w:hAnsi="Calibri"/>
+          <w:b w:val="0"/>
+          <w:i w:val="0"/>
+          <w:color w:val="1E293B"/>
+          <w:sz w:val="19"/>
+        </w:rPr>
+        <w:t>Sinkronisasi Multi-Instance (</w:t>
+      </w:r>
+      <w:r>
+        <w:rPr>
+          <w:rFonts w:ascii="Consolas" w:hAnsi="Consolas"/>
+          <w:b w:val="0"/>
+          <w:i w:val="0"/>
+          <w:color w:val="C2410C"/>
+          <w:sz w:val="17"/>
+        </w:rPr>
+        <w:t>TC-SYNC</w:t>
+      </w:r>
+      <w:r>
+        <w:rPr>
+          <w:rFonts w:ascii="Calibri" w:hAnsi="Calibri"/>
+          <w:b w:val="0"/>
+          <w:i w:val="0"/>
+          <w:color w:val="1E293B"/>
+          <w:sz w:val="19"/>
+        </w:rPr>
+        <w:t>)</w:t>
+      </w:r>
+    </w:p>
+    <w:p>
+      <w:pPr>
+        <w:spacing w:before="20" w:after="40" w:line="276" w:lineRule="auto"/>
+        <w:ind w:left="1080"/>
+      </w:pPr>
+      <w:r>
+        <w:rPr>
+          <w:rFonts w:ascii="Arial" w:hAnsi="Arial"/>
+          <w:b/>
+          <w:color w:val="2563EB"/>
+          <w:sz w:val="19"/>
+        </w:rPr>
+        <w:t xml:space="preserve">⁃ </w:t>
+      </w:r>
+      <w:r>
+        <w:rPr>
+          <w:rFonts w:ascii="Calibri" w:hAnsi="Calibri"/>
+          <w:b w:val="0"/>
+          <w:i w:val="0"/>
+          <w:color w:val="1E293B"/>
+          <w:sz w:val="19"/>
+        </w:rPr>
+        <w:t>Gamifikasi &amp; Hadiah (</w:t>
+      </w:r>
+      <w:r>
+        <w:rPr>
+          <w:rFonts w:ascii="Consolas" w:hAnsi="Consolas"/>
+          <w:b w:val="0"/>
+          <w:i w:val="0"/>
+          <w:color w:val="C2410C"/>
+          <w:sz w:val="17"/>
+        </w:rPr>
+        <w:t>TC-GAM</w:t>
+      </w:r>
+      <w:r>
+        <w:rPr>
+          <w:rFonts w:ascii="Calibri" w:hAnsi="Calibri"/>
+          <w:b w:val="0"/>
+          <w:i w:val="0"/>
+          <w:color w:val="1E293B"/>
+          <w:sz w:val="19"/>
+        </w:rPr>
+        <w:t>)</w:t>
+      </w:r>
+    </w:p>
+    <w:p>
+      <w:pPr>
+        <w:spacing w:before="20" w:after="40" w:line="276" w:lineRule="auto"/>
+        <w:ind w:left="1080"/>
+      </w:pPr>
+      <w:r>
+        <w:rPr>
+          <w:rFonts w:ascii="Arial" w:hAnsi="Arial"/>
+          <w:b/>
+          <w:color w:val="2563EB"/>
+          <w:sz w:val="19"/>
+        </w:rPr>
+        <w:t xml:space="preserve">⁃ </w:t>
+      </w:r>
+      <w:r>
+        <w:rPr>
+          <w:rFonts w:ascii="Calibri" w:hAnsi="Calibri"/>
+          <w:b w:val="0"/>
+          <w:i w:val="0"/>
+          <w:color w:val="1E293B"/>
+          <w:sz w:val="19"/>
+        </w:rPr>
+        <w:t>Notifikasi &amp; Audit Trail (</w:t>
+      </w:r>
+      <w:r>
+        <w:rPr>
+          <w:rFonts w:ascii="Consolas" w:hAnsi="Consolas"/>
+          <w:b w:val="0"/>
+          <w:i w:val="0"/>
+          <w:color w:val="C2410C"/>
+          <w:sz w:val="17"/>
+        </w:rPr>
+        <w:t>TC-NOTIF</w:t>
+      </w:r>
+      <w:r>
+        <w:rPr>
+          <w:rFonts w:ascii="Calibri" w:hAnsi="Calibri"/>
+          <w:b w:val="0"/>
+          <w:i w:val="0"/>
+          <w:color w:val="1E293B"/>
+          <w:sz w:val="19"/>
+        </w:rPr>
+        <w:t xml:space="preserve">, </w:t>
+      </w:r>
+      <w:r>
+        <w:rPr>
+          <w:rFonts w:ascii="Consolas" w:hAnsi="Consolas"/>
+          <w:b w:val="0"/>
+          <w:i w:val="0"/>
+          <w:color w:val="C2410C"/>
+          <w:sz w:val="17"/>
+        </w:rPr>
+        <w:t>TC-AUD</w:t>
+      </w:r>
+      <w:r>
+        <w:rPr>
+          <w:rFonts w:ascii="Calibri" w:hAnsi="Calibri"/>
+          <w:b w:val="0"/>
+          <w:i w:val="0"/>
+          <w:color w:val="1E293B"/>
+          <w:sz w:val="19"/>
+        </w:rPr>
+        <w:t>)</w:t>
+      </w:r>
+    </w:p>
+    <w:p>
+      <w:pPr>
+        <w:spacing w:before="20" w:after="40" w:line="276" w:lineRule="auto"/>
+        <w:ind w:left="1080"/>
+      </w:pPr>
+      <w:r>
+        <w:rPr>
+          <w:rFonts w:ascii="Arial" w:hAnsi="Arial"/>
+          <w:b/>
+          <w:color w:val="2563EB"/>
+          <w:sz w:val="19"/>
+        </w:rPr>
+        <w:t xml:space="preserve">⁃ </w:t>
+      </w:r>
+      <w:r>
+        <w:rPr>
+          <w:rFonts w:ascii="Calibri" w:hAnsi="Calibri"/>
+          <w:b w:val="0"/>
+          <w:i w:val="0"/>
+          <w:color w:val="1E293B"/>
+          <w:sz w:val="19"/>
+        </w:rPr>
+        <w:t>Impor Excel Standar/ARMS (</w:t>
+      </w:r>
+      <w:r>
+        <w:rPr>
+          <w:rFonts w:ascii="Consolas" w:hAnsi="Consolas"/>
+          <w:b w:val="0"/>
+          <w:i w:val="0"/>
+          <w:color w:val="C2410C"/>
+          <w:sz w:val="17"/>
+        </w:rPr>
+        <w:t>TC-IMP</w:t>
+      </w:r>
+      <w:r>
+        <w:rPr>
+          <w:rFonts w:ascii="Calibri" w:hAnsi="Calibri"/>
+          <w:b w:val="0"/>
+          <w:i w:val="0"/>
+          <w:color w:val="1E293B"/>
+          <w:sz w:val="19"/>
+        </w:rPr>
+        <w:t>)</w:t>
+      </w:r>
+    </w:p>
+    <w:p>
+      <w:pPr>
+        <w:spacing w:before="20" w:after="40" w:line="276" w:lineRule="auto"/>
+        <w:ind w:left="1080"/>
+      </w:pPr>
+      <w:r>
+        <w:rPr>
+          <w:rFonts w:ascii="Arial" w:hAnsi="Arial"/>
+          <w:b/>
+          <w:color w:val="2563EB"/>
+          <w:sz w:val="19"/>
+        </w:rPr>
+        <w:t xml:space="preserve">⁃ </w:t>
+      </w:r>
+      <w:r>
+        <w:rPr>
+          <w:rFonts w:ascii="Calibri" w:hAnsi="Calibri"/>
+          <w:b w:val="0"/>
+          <w:i w:val="0"/>
+          <w:color w:val="1E293B"/>
+          <w:sz w:val="19"/>
+        </w:rPr>
+        <w:t>RESTful Web API &amp; Swagger (</w:t>
+      </w:r>
+      <w:r>
+        <w:rPr>
+          <w:rFonts w:ascii="Consolas" w:hAnsi="Consolas"/>
+          <w:b w:val="0"/>
+          <w:i w:val="0"/>
+          <w:color w:val="C2410C"/>
+          <w:sz w:val="17"/>
+        </w:rPr>
+        <w:t>TC-API</w:t>
+      </w:r>
+      <w:r>
+        <w:rPr>
+          <w:rFonts w:ascii="Calibri" w:hAnsi="Calibri"/>
+          <w:b w:val="0"/>
+          <w:i w:val="0"/>
+          <w:color w:val="1E293B"/>
+          <w:sz w:val="19"/>
+        </w:rPr>
+        <w:t>)</w:t>
+      </w:r>
+    </w:p>
+    <w:p>
+      <w:pPr>
+        <w:spacing w:before="20" w:after="40" w:line="276" w:lineRule="auto"/>
+        <w:ind w:left="360"/>
+      </w:pPr>
+      <w:r>
+        <w:rPr>
+          <w:rFonts w:ascii="Arial" w:hAnsi="Arial"/>
+          <w:b/>
+          <w:color w:val="2563EB"/>
+          <w:sz w:val="19"/>
+        </w:rPr>
+        <w:t xml:space="preserve">3. </w:t>
+      </w:r>
+      <w:r>
+        <w:rPr>
+          <w:rFonts w:ascii="Calibri" w:hAnsi="Calibri"/>
+          <w:b/>
+          <w:i w:val="0"/>
+          <w:color w:val="1E293B"/>
+          <w:sz w:val="19"/>
+        </w:rPr>
+        <w:t>Lembar Kerja 3: `Siklus Eksekusi`</w:t>
+      </w:r>
+      <w:r>
+        <w:rPr>
+          <w:rFonts w:ascii="Calibri" w:hAnsi="Calibri"/>
+          <w:b w:val="0"/>
+          <w:i w:val="0"/>
+          <w:color w:val="1E293B"/>
+          <w:sz w:val="19"/>
+        </w:rPr>
+        <w:t>:</w:t>
+      </w:r>
+    </w:p>
+    <w:p>
+      <w:pPr>
+        <w:spacing w:before="20" w:after="40" w:line="276" w:lineRule="auto"/>
+        <w:ind w:left="720"/>
+      </w:pPr>
+      <w:r>
+        <w:rPr>
+          <w:rFonts w:ascii="Arial" w:hAnsi="Arial"/>
+          <w:b/>
+          <w:color w:val="2563EB"/>
+          <w:sz w:val="19"/>
+        </w:rPr>
+        <w:t xml:space="preserve">⁃ </w:t>
+      </w:r>
+      <w:r>
+        <w:rPr>
+          <w:rFonts w:ascii="Calibri" w:hAnsi="Calibri"/>
+          <w:b w:val="0"/>
+          <w:i w:val="0"/>
+          <w:color w:val="1E293B"/>
+          <w:sz w:val="19"/>
+        </w:rPr>
+        <w:t xml:space="preserve">Digunakan oleh tim QA untuk mencatat hasil pengujian bertahap: </w:t>
+      </w:r>
+      <w:r>
+        <w:rPr>
+          <w:rFonts w:ascii="Calibri" w:hAnsi="Calibri"/>
+          <w:b w:val="0"/>
+          <w:i/>
+          <w:color w:val="1E293B"/>
+          <w:sz w:val="19"/>
+        </w:rPr>
+        <w:t>Cycle 1 (Uji Asap / Smoke Test)</w:t>
+      </w:r>
+      <w:r>
+        <w:rPr>
+          <w:rFonts w:ascii="Calibri" w:hAnsi="Calibri"/>
+          <w:b w:val="0"/>
+          <w:i w:val="0"/>
+          <w:color w:val="1E293B"/>
+          <w:sz w:val="19"/>
+        </w:rPr>
+        <w:t xml:space="preserve">, </w:t>
+      </w:r>
+      <w:r>
+        <w:rPr>
+          <w:rFonts w:ascii="Calibri" w:hAnsi="Calibri"/>
+          <w:b w:val="0"/>
+          <w:i/>
+          <w:color w:val="1E293B"/>
+          <w:sz w:val="19"/>
+        </w:rPr>
+        <w:t>Cycle 2 (Uji Regresi Penuh)</w:t>
+      </w:r>
+      <w:r>
+        <w:rPr>
+          <w:rFonts w:ascii="Calibri" w:hAnsi="Calibri"/>
+          <w:b w:val="0"/>
+          <w:i w:val="0"/>
+          <w:color w:val="1E293B"/>
+          <w:sz w:val="19"/>
+        </w:rPr>
+        <w:t xml:space="preserve">, dan </w:t>
+      </w:r>
+      <w:r>
+        <w:rPr>
+          <w:rFonts w:ascii="Calibri" w:hAnsi="Calibri"/>
+          <w:b w:val="0"/>
+          <w:i/>
+          <w:color w:val="1E293B"/>
+          <w:sz w:val="19"/>
+        </w:rPr>
+        <w:t>Cycle 3 (Uji Penerimaan Pengguna / UAT)</w:t>
+      </w:r>
+      <w:r>
+        <w:rPr>
+          <w:rFonts w:ascii="Calibri" w:hAnsi="Calibri"/>
+          <w:b w:val="0"/>
+          <w:i w:val="0"/>
+          <w:color w:val="1E293B"/>
+          <w:sz w:val="19"/>
+        </w:rPr>
+        <w:t>.</w:t>
+      </w:r>
+    </w:p>
+    <w:p>
+      <w:pPr>
+        <w:spacing w:before="20" w:after="40" w:line="276" w:lineRule="auto"/>
+        <w:ind w:left="360"/>
+      </w:pPr>
+      <w:r>
+        <w:rPr>
+          <w:rFonts w:ascii="Arial" w:hAnsi="Arial"/>
+          <w:b/>
+          <w:color w:val="2563EB"/>
+          <w:sz w:val="19"/>
+        </w:rPr>
+        <w:t xml:space="preserve">4. </w:t>
+      </w:r>
+      <w:r>
+        <w:rPr>
+          <w:rFonts w:ascii="Calibri" w:hAnsi="Calibri"/>
+          <w:b/>
+          <w:i w:val="0"/>
+          <w:color w:val="1E293B"/>
+          <w:sz w:val="19"/>
+        </w:rPr>
+        <w:t>Lembar Kerja 4: `Defect Log`</w:t>
+      </w:r>
+      <w:r>
+        <w:rPr>
+          <w:rFonts w:ascii="Calibri" w:hAnsi="Calibri"/>
+          <w:b w:val="0"/>
+          <w:i w:val="0"/>
+          <w:color w:val="1E293B"/>
+          <w:sz w:val="19"/>
+        </w:rPr>
+        <w:t>:</w:t>
+      </w:r>
+    </w:p>
+    <w:p>
+      <w:pPr>
+        <w:spacing w:before="20" w:after="40" w:line="276" w:lineRule="auto"/>
+        <w:ind w:left="720"/>
+      </w:pPr>
+      <w:r>
+        <w:rPr>
+          <w:rFonts w:ascii="Arial" w:hAnsi="Arial"/>
+          <w:b/>
+          <w:color w:val="2563EB"/>
+          <w:sz w:val="19"/>
+        </w:rPr>
+        <w:t xml:space="preserve">⁃ </w:t>
+      </w:r>
+      <w:r>
+        <w:rPr>
+          <w:rFonts w:ascii="Calibri" w:hAnsi="Calibri"/>
+          <w:b w:val="0"/>
+          <w:i w:val="0"/>
+          <w:color w:val="1E293B"/>
+          <w:sz w:val="19"/>
+        </w:rPr>
+        <w:t>Lembar pelacakan penemuan bug atau anomali. Setiap temuan dicatat lengkap dengan referensi Test Case, tingkat keparahan (</w:t>
+      </w:r>
+      <w:r>
+        <w:rPr>
+          <w:rFonts w:ascii="Calibri" w:hAnsi="Calibri"/>
+          <w:b w:val="0"/>
+          <w:i/>
+          <w:color w:val="1E293B"/>
+          <w:sz w:val="19"/>
+        </w:rPr>
+        <w:t>Critical, Major, Minor, Trivial</w:t>
+      </w:r>
+      <w:r>
+        <w:rPr>
+          <w:rFonts w:ascii="Calibri" w:hAnsi="Calibri"/>
+          <w:b w:val="0"/>
+          <w:i w:val="0"/>
+          <w:color w:val="1E293B"/>
+          <w:sz w:val="19"/>
+        </w:rPr>
+        <w:t>), penanggung jawab developer, dan status perbaikan.</w:t>
+      </w:r>
+    </w:p>
+    <w:p>
+      <w:pPr>
+        <w:keepNext/>
+        <w:spacing w:before="160" w:after="40"/>
+      </w:pPr>
+      <w:r>
+        <w:rPr>
+          <w:rFonts w:ascii="Calibri" w:hAnsi="Calibri"/>
+          <w:b/>
+          <w:color w:val="1E293B"/>
+          <w:sz w:val="23"/>
+        </w:rPr>
+        <w:t>16.3 Prosedur Eksekusi Pengujian &amp; Pencatatan Bug (Defect Logging)</w:t>
+      </w:r>
+    </w:p>
+    <w:p>
+      <w:pPr>
+        <w:spacing w:before="20" w:after="40" w:line="276" w:lineRule="auto"/>
+        <w:ind w:left="360"/>
+      </w:pPr>
+      <w:r>
+        <w:rPr>
+          <w:rFonts w:ascii="Arial" w:hAnsi="Arial"/>
+          <w:b/>
+          <w:color w:val="2563EB"/>
+          <w:sz w:val="19"/>
+        </w:rPr>
+        <w:t xml:space="preserve">1. </w:t>
+      </w:r>
+      <w:r>
+        <w:rPr>
+          <w:rFonts w:ascii="Calibri" w:hAnsi="Calibri"/>
+          <w:b/>
+          <w:i w:val="0"/>
+          <w:color w:val="1E293B"/>
+          <w:sz w:val="19"/>
+        </w:rPr>
+        <w:t>Menjalankan Pengujian</w:t>
+      </w:r>
+      <w:r>
+        <w:rPr>
+          <w:rFonts w:ascii="Calibri" w:hAnsi="Calibri"/>
+          <w:b w:val="0"/>
+          <w:i w:val="0"/>
+          <w:color w:val="1E293B"/>
+          <w:sz w:val="19"/>
+        </w:rPr>
+        <w:t>:</w:t>
+      </w:r>
+    </w:p>
+    <w:p>
+      <w:pPr>
+        <w:spacing w:before="20" w:after="40" w:line="276" w:lineRule="auto"/>
+        <w:ind w:left="720"/>
+      </w:pPr>
+      <w:r>
+        <w:rPr>
+          <w:rFonts w:ascii="Arial" w:hAnsi="Arial"/>
+          <w:b/>
+          <w:color w:val="2563EB"/>
+          <w:sz w:val="19"/>
+        </w:rPr>
+        <w:t xml:space="preserve">⁃ </w:t>
+      </w:r>
+      <w:r>
+        <w:rPr>
+          <w:rFonts w:ascii="Calibri" w:hAnsi="Calibri"/>
+          <w:b w:val="0"/>
+          <w:i w:val="0"/>
+          <w:color w:val="1E293B"/>
+          <w:sz w:val="19"/>
+        </w:rPr>
+        <w:t xml:space="preserve">Buka lembar kerja </w:t>
+      </w:r>
+      <w:r>
+        <w:rPr>
+          <w:rFonts w:ascii="Consolas" w:hAnsi="Consolas"/>
+          <w:b w:val="0"/>
+          <w:i w:val="0"/>
+          <w:color w:val="C2410C"/>
+          <w:sz w:val="17"/>
+        </w:rPr>
+        <w:t>Master Test Case E2E</w:t>
+      </w:r>
+      <w:r>
+        <w:rPr>
+          <w:rFonts w:ascii="Calibri" w:hAnsi="Calibri"/>
+          <w:b w:val="0"/>
+          <w:i w:val="0"/>
+          <w:color w:val="1E293B"/>
+          <w:sz w:val="19"/>
+        </w:rPr>
+        <w:t>.</w:t>
+      </w:r>
+    </w:p>
+    <w:p>
+      <w:pPr>
+        <w:spacing w:before="20" w:after="40" w:line="276" w:lineRule="auto"/>
+        <w:ind w:left="720"/>
+      </w:pPr>
+      <w:r>
+        <w:rPr>
+          <w:rFonts w:ascii="Arial" w:hAnsi="Arial"/>
+          <w:b/>
+          <w:color w:val="2563EB"/>
+          <w:sz w:val="19"/>
+        </w:rPr>
+        <w:t xml:space="preserve">⁃ </w:t>
+      </w:r>
+      <w:r>
+        <w:rPr>
+          <w:rFonts w:ascii="Calibri" w:hAnsi="Calibri"/>
+          <w:b w:val="0"/>
+          <w:i w:val="0"/>
+          <w:color w:val="1E293B"/>
+          <w:sz w:val="19"/>
+        </w:rPr>
+        <w:t xml:space="preserve">Pilih modul yang akan diuji, ikuti kolom </w:t>
+      </w:r>
+      <w:r>
+        <w:rPr>
+          <w:rFonts w:ascii="Calibri" w:hAnsi="Calibri"/>
+          <w:b/>
+          <w:i w:val="0"/>
+          <w:color w:val="1E293B"/>
+          <w:sz w:val="19"/>
+        </w:rPr>
+        <w:t>Langkah Pengujian (Test Steps)</w:t>
+      </w:r>
+      <w:r>
+        <w:rPr>
+          <w:rFonts w:ascii="Calibri" w:hAnsi="Calibri"/>
+          <w:b w:val="0"/>
+          <w:i w:val="0"/>
+          <w:color w:val="1E293B"/>
+          <w:sz w:val="19"/>
+        </w:rPr>
+        <w:t xml:space="preserve"> pada aplikasi peramban.</w:t>
+      </w:r>
+    </w:p>
+    <w:p>
+      <w:pPr>
+        <w:spacing w:before="20" w:after="40" w:line="276" w:lineRule="auto"/>
+        <w:ind w:left="720"/>
+      </w:pPr>
+      <w:r>
+        <w:rPr>
+          <w:rFonts w:ascii="Arial" w:hAnsi="Arial"/>
+          <w:b/>
+          <w:color w:val="2563EB"/>
+          <w:sz w:val="19"/>
+        </w:rPr>
+        <w:t xml:space="preserve">⁃ </w:t>
+      </w:r>
+      <w:r>
+        <w:rPr>
+          <w:rFonts w:ascii="Calibri" w:hAnsi="Calibri"/>
+          <w:b w:val="0"/>
+          <w:i w:val="0"/>
+          <w:color w:val="1E293B"/>
+          <w:sz w:val="19"/>
+        </w:rPr>
+        <w:t xml:space="preserve">Cocokkan perilaku aplikasi dengan kolom </w:t>
+      </w:r>
+      <w:r>
+        <w:rPr>
+          <w:rFonts w:ascii="Calibri" w:hAnsi="Calibri"/>
+          <w:b/>
+          <w:i w:val="0"/>
+          <w:color w:val="1E293B"/>
+          <w:sz w:val="19"/>
+        </w:rPr>
+        <w:t>Hasil yang Diharapkan (Expected Result)</w:t>
+      </w:r>
+      <w:r>
+        <w:rPr>
+          <w:rFonts w:ascii="Calibri" w:hAnsi="Calibri"/>
+          <w:b w:val="0"/>
+          <w:i w:val="0"/>
+          <w:color w:val="1E293B"/>
+          <w:sz w:val="19"/>
+        </w:rPr>
+        <w:t>.</w:t>
+      </w:r>
+    </w:p>
+    <w:p>
+      <w:pPr>
+        <w:spacing w:before="20" w:after="40" w:line="276" w:lineRule="auto"/>
+        <w:ind w:left="720"/>
+      </w:pPr>
+      <w:r>
+        <w:rPr>
+          <w:rFonts w:ascii="Arial" w:hAnsi="Arial"/>
+          <w:b/>
+          <w:color w:val="2563EB"/>
+          <w:sz w:val="19"/>
+        </w:rPr>
+        <w:t xml:space="preserve">⁃ </w:t>
+      </w:r>
+      <w:r>
+        <w:rPr>
+          <w:rFonts w:ascii="Calibri" w:hAnsi="Calibri"/>
+          <w:b w:val="0"/>
+          <w:i w:val="0"/>
+          <w:color w:val="1E293B"/>
+          <w:sz w:val="19"/>
+        </w:rPr>
+        <w:t xml:space="preserve">Ubah kolom </w:t>
+      </w:r>
+      <w:r>
+        <w:rPr>
+          <w:rFonts w:ascii="Calibri" w:hAnsi="Calibri"/>
+          <w:b/>
+          <w:i w:val="0"/>
+          <w:color w:val="1E293B"/>
+          <w:sz w:val="19"/>
+        </w:rPr>
+        <w:t>Status</w:t>
+      </w:r>
+      <w:r>
+        <w:rPr>
+          <w:rFonts w:ascii="Calibri" w:hAnsi="Calibri"/>
+          <w:b w:val="0"/>
+          <w:i w:val="0"/>
+          <w:color w:val="1E293B"/>
+          <w:sz w:val="19"/>
+        </w:rPr>
+        <w:t>:</w:t>
+      </w:r>
+    </w:p>
+    <w:p>
+      <w:pPr>
+        <w:spacing w:before="20" w:after="40" w:line="276" w:lineRule="auto"/>
+        <w:ind w:left="1080"/>
+      </w:pPr>
+      <w:r>
+        <w:rPr>
+          <w:rFonts w:ascii="Arial" w:hAnsi="Arial"/>
+          <w:b/>
+          <w:color w:val="2563EB"/>
+          <w:sz w:val="19"/>
+        </w:rPr>
+        <w:t xml:space="preserve">⁃ </w:t>
+      </w:r>
+      <w:r>
+        <w:rPr>
+          <w:rFonts w:ascii="Calibri" w:hAnsi="Calibri"/>
+          <w:b w:val="0"/>
+          <w:i w:val="0"/>
+          <w:color w:val="1E293B"/>
+          <w:sz w:val="19"/>
+        </w:rPr>
+        <w:t xml:space="preserve">Pilih </w:t>
+      </w:r>
+      <w:r>
+        <w:rPr>
+          <w:rFonts w:ascii="Calibri" w:hAnsi="Calibri"/>
+          <w:b/>
+          <w:i w:val="0"/>
+          <w:color w:val="1E293B"/>
+          <w:sz w:val="19"/>
+        </w:rPr>
+        <w:t>Pass</w:t>
+      </w:r>
+      <w:r>
+        <w:rPr>
+          <w:rFonts w:ascii="Calibri" w:hAnsi="Calibri"/>
+          <w:b w:val="0"/>
+          <w:i w:val="0"/>
+          <w:color w:val="1E293B"/>
+          <w:sz w:val="19"/>
+        </w:rPr>
+        <w:t xml:space="preserve"> jika hasil sesuai ekspektasi.</w:t>
+      </w:r>
+    </w:p>
+    <w:p>
+      <w:pPr>
+        <w:spacing w:before="20" w:after="40" w:line="276" w:lineRule="auto"/>
+        <w:ind w:left="1080"/>
+      </w:pPr>
+      <w:r>
+        <w:rPr>
+          <w:rFonts w:ascii="Arial" w:hAnsi="Arial"/>
+          <w:b/>
+          <w:color w:val="2563EB"/>
+          <w:sz w:val="19"/>
+        </w:rPr>
+        <w:t xml:space="preserve">⁃ </w:t>
+      </w:r>
+      <w:r>
+        <w:rPr>
+          <w:rFonts w:ascii="Calibri" w:hAnsi="Calibri"/>
+          <w:b w:val="0"/>
+          <w:i w:val="0"/>
+          <w:color w:val="1E293B"/>
+          <w:sz w:val="19"/>
+        </w:rPr>
+        <w:t xml:space="preserve">Pilih </w:t>
+      </w:r>
+      <w:r>
+        <w:rPr>
+          <w:rFonts w:ascii="Calibri" w:hAnsi="Calibri"/>
+          <w:b/>
+          <w:i w:val="0"/>
+          <w:color w:val="1E293B"/>
+          <w:sz w:val="19"/>
+        </w:rPr>
+        <w:t>Fail</w:t>
+      </w:r>
+      <w:r>
+        <w:rPr>
+          <w:rFonts w:ascii="Calibri" w:hAnsi="Calibri"/>
+          <w:b w:val="0"/>
+          <w:i w:val="0"/>
+          <w:color w:val="1E293B"/>
+          <w:sz w:val="19"/>
+        </w:rPr>
+        <w:t xml:space="preserve"> jika ditemukan kegagalan fungsi atau kesalahan tampilan.</w:t>
+      </w:r>
+    </w:p>
+    <w:p>
+      <w:pPr>
+        <w:spacing w:before="20" w:after="40" w:line="276" w:lineRule="auto"/>
+        <w:ind w:left="1080"/>
+      </w:pPr>
+      <w:r>
+        <w:rPr>
+          <w:rFonts w:ascii="Arial" w:hAnsi="Arial"/>
+          <w:b/>
+          <w:color w:val="2563EB"/>
+          <w:sz w:val="19"/>
+        </w:rPr>
+        <w:t xml:space="preserve">⁃ </w:t>
+      </w:r>
+      <w:r>
+        <w:rPr>
+          <w:rFonts w:ascii="Calibri" w:hAnsi="Calibri"/>
+          <w:b w:val="0"/>
+          <w:i w:val="0"/>
+          <w:color w:val="1E293B"/>
+          <w:sz w:val="19"/>
+        </w:rPr>
+        <w:t xml:space="preserve">Pilih </w:t>
+      </w:r>
+      <w:r>
+        <w:rPr>
+          <w:rFonts w:ascii="Calibri" w:hAnsi="Calibri"/>
+          <w:b/>
+          <w:i w:val="0"/>
+          <w:color w:val="1E293B"/>
+          <w:sz w:val="19"/>
+        </w:rPr>
+        <w:t>Blocked</w:t>
+      </w:r>
+      <w:r>
+        <w:rPr>
+          <w:rFonts w:ascii="Calibri" w:hAnsi="Calibri"/>
+          <w:b w:val="0"/>
+          <w:i w:val="0"/>
+          <w:color w:val="1E293B"/>
+          <w:sz w:val="19"/>
+        </w:rPr>
+        <w:t xml:space="preserve"> jika pengujian terhambat oleh ketergantungan fitur lain.</w:t>
+      </w:r>
+    </w:p>
+    <w:p>
+      <w:pPr>
+        <w:spacing w:before="20" w:after="40" w:line="276" w:lineRule="auto"/>
+        <w:ind w:left="720"/>
+      </w:pPr>
+      <w:r>
+        <w:rPr>
+          <w:rFonts w:ascii="Arial" w:hAnsi="Arial"/>
+          <w:b/>
+          <w:color w:val="2563EB"/>
+          <w:sz w:val="19"/>
+        </w:rPr>
+        <w:t xml:space="preserve">⁃ </w:t>
+      </w:r>
+      <w:r>
+        <w:rPr>
+          <w:rFonts w:ascii="Calibri" w:hAnsi="Calibri"/>
+          <w:b w:val="0"/>
+          <w:i w:val="0"/>
+          <w:color w:val="1E293B"/>
+          <w:sz w:val="19"/>
+        </w:rPr>
+        <w:t xml:space="preserve">Masukkan nama penguji di kolom </w:t>
+      </w:r>
+      <w:r>
+        <w:rPr>
+          <w:rFonts w:ascii="Calibri" w:hAnsi="Calibri"/>
+          <w:b/>
+          <w:i w:val="0"/>
+          <w:color w:val="1E293B"/>
+          <w:sz w:val="19"/>
+        </w:rPr>
+        <w:t>Tester</w:t>
+      </w:r>
+      <w:r>
+        <w:rPr>
+          <w:rFonts w:ascii="Calibri" w:hAnsi="Calibri"/>
+          <w:b w:val="0"/>
+          <w:i w:val="0"/>
+          <w:color w:val="1E293B"/>
+          <w:sz w:val="19"/>
+        </w:rPr>
+        <w:t xml:space="preserve"> dan tanggal eksekusi di kolom </w:t>
+      </w:r>
+      <w:r>
+        <w:rPr>
+          <w:rFonts w:ascii="Calibri" w:hAnsi="Calibri"/>
+          <w:b/>
+          <w:i w:val="0"/>
+          <w:color w:val="1E293B"/>
+          <w:sz w:val="19"/>
+        </w:rPr>
+        <w:t>Execution Date</w:t>
+      </w:r>
+      <w:r>
+        <w:rPr>
+          <w:rFonts w:ascii="Calibri" w:hAnsi="Calibri"/>
+          <w:b w:val="0"/>
+          <w:i w:val="0"/>
+          <w:color w:val="1E293B"/>
+          <w:sz w:val="19"/>
+        </w:rPr>
+        <w:t>.</w:t>
+      </w:r>
+    </w:p>
+    <w:p>
+      <w:pPr>
+        <w:spacing w:before="20" w:after="40" w:line="276" w:lineRule="auto"/>
+        <w:ind w:left="360"/>
+      </w:pPr>
+      <w:r>
+        <w:rPr>
+          <w:rFonts w:ascii="Arial" w:hAnsi="Arial"/>
+          <w:b/>
+          <w:color w:val="2563EB"/>
+          <w:sz w:val="19"/>
+        </w:rPr>
+        <w:t xml:space="preserve">2. </w:t>
+      </w:r>
+      <w:r>
+        <w:rPr>
+          <w:rFonts w:ascii="Calibri" w:hAnsi="Calibri"/>
+          <w:b/>
+          <w:i w:val="0"/>
+          <w:color w:val="1E293B"/>
+          <w:sz w:val="19"/>
+        </w:rPr>
+        <w:t>Mencatat Temuan Masalah ke Defect Log</w:t>
+      </w:r>
+      <w:r>
+        <w:rPr>
+          <w:rFonts w:ascii="Calibri" w:hAnsi="Calibri"/>
+          <w:b w:val="0"/>
+          <w:i w:val="0"/>
+          <w:color w:val="1E293B"/>
+          <w:sz w:val="19"/>
+        </w:rPr>
+        <w:t>:</w:t>
+      </w:r>
+    </w:p>
+    <w:p>
+      <w:pPr>
+        <w:spacing w:before="20" w:after="40" w:line="276" w:lineRule="auto"/>
+        <w:ind w:left="720"/>
+      </w:pPr>
+      <w:r>
+        <w:rPr>
+          <w:rFonts w:ascii="Arial" w:hAnsi="Arial"/>
+          <w:b/>
+          <w:color w:val="2563EB"/>
+          <w:sz w:val="19"/>
+        </w:rPr>
+        <w:t xml:space="preserve">⁃ </w:t>
+      </w:r>
+      <w:r>
+        <w:rPr>
+          <w:rFonts w:ascii="Calibri" w:hAnsi="Calibri"/>
+          <w:b w:val="0"/>
+          <w:i w:val="0"/>
+          <w:color w:val="1E293B"/>
+          <w:sz w:val="19"/>
+        </w:rPr>
+        <w:t xml:space="preserve">Jika suatu pengujian berstatus </w:t>
+      </w:r>
+      <w:r>
+        <w:rPr>
+          <w:rFonts w:ascii="Calibri" w:hAnsi="Calibri"/>
+          <w:b w:val="0"/>
+          <w:i/>
+          <w:color w:val="1E293B"/>
+          <w:sz w:val="19"/>
+        </w:rPr>
+        <w:t>Fail</w:t>
+      </w:r>
+      <w:r>
+        <w:rPr>
+          <w:rFonts w:ascii="Calibri" w:hAnsi="Calibri"/>
+          <w:b w:val="0"/>
+          <w:i w:val="0"/>
+          <w:color w:val="1E293B"/>
+          <w:sz w:val="19"/>
+        </w:rPr>
+        <w:t xml:space="preserve">, buka lembar </w:t>
+      </w:r>
+      <w:r>
+        <w:rPr>
+          <w:rFonts w:ascii="Consolas" w:hAnsi="Consolas"/>
+          <w:b w:val="0"/>
+          <w:i w:val="0"/>
+          <w:color w:val="C2410C"/>
+          <w:sz w:val="17"/>
+        </w:rPr>
+        <w:t>Defect Log</w:t>
+      </w:r>
+      <w:r>
+        <w:rPr>
+          <w:rFonts w:ascii="Calibri" w:hAnsi="Calibri"/>
+          <w:b w:val="0"/>
+          <w:i w:val="0"/>
+          <w:color w:val="1E293B"/>
+          <w:sz w:val="19"/>
+        </w:rPr>
+        <w:t>.</w:t>
+      </w:r>
+    </w:p>
+    <w:p>
+      <w:pPr>
+        <w:spacing w:before="20" w:after="40" w:line="276" w:lineRule="auto"/>
+        <w:ind w:left="720"/>
+      </w:pPr>
+      <w:r>
+        <w:rPr>
+          <w:rFonts w:ascii="Arial" w:hAnsi="Arial"/>
+          <w:b/>
+          <w:color w:val="2563EB"/>
+          <w:sz w:val="19"/>
+        </w:rPr>
+        <w:t xml:space="preserve">⁃ </w:t>
+      </w:r>
+      <w:r>
+        <w:rPr>
+          <w:rFonts w:ascii="Calibri" w:hAnsi="Calibri"/>
+          <w:b w:val="0"/>
+          <w:i w:val="0"/>
+          <w:color w:val="1E293B"/>
+          <w:sz w:val="19"/>
+        </w:rPr>
+        <w:t xml:space="preserve">Tambahkan baris baru dengan ID cacat berurutan (contoh: </w:t>
+      </w:r>
+      <w:r>
+        <w:rPr>
+          <w:rFonts w:ascii="Consolas" w:hAnsi="Consolas"/>
+          <w:b w:val="0"/>
+          <w:i w:val="0"/>
+          <w:color w:val="C2410C"/>
+          <w:sz w:val="17"/>
+        </w:rPr>
+        <w:t>DEF-001</w:t>
+      </w:r>
+      <w:r>
+        <w:rPr>
+          <w:rFonts w:ascii="Calibri" w:hAnsi="Calibri"/>
+          <w:b w:val="0"/>
+          <w:i w:val="0"/>
+          <w:color w:val="1E293B"/>
+          <w:sz w:val="19"/>
+        </w:rPr>
+        <w:t xml:space="preserve">, </w:t>
+      </w:r>
+      <w:r>
+        <w:rPr>
+          <w:rFonts w:ascii="Consolas" w:hAnsi="Consolas"/>
+          <w:b w:val="0"/>
+          <w:i w:val="0"/>
+          <w:color w:val="C2410C"/>
+          <w:sz w:val="17"/>
+        </w:rPr>
+        <w:t>DEF-002</w:t>
+      </w:r>
+      <w:r>
+        <w:rPr>
+          <w:rFonts w:ascii="Calibri" w:hAnsi="Calibri"/>
+          <w:b w:val="0"/>
+          <w:i w:val="0"/>
+          <w:color w:val="1E293B"/>
+          <w:sz w:val="19"/>
+        </w:rPr>
+        <w:t>).</w:t>
+      </w:r>
+    </w:p>
+    <w:p>
+      <w:pPr>
+        <w:spacing w:before="20" w:after="40" w:line="276" w:lineRule="auto"/>
+        <w:ind w:left="720"/>
+      </w:pPr>
+      <w:r>
+        <w:rPr>
+          <w:rFonts w:ascii="Arial" w:hAnsi="Arial"/>
+          <w:b/>
+          <w:color w:val="2563EB"/>
+          <w:sz w:val="19"/>
+        </w:rPr>
+        <w:t xml:space="preserve">⁃ </w:t>
+      </w:r>
+      <w:r>
+        <w:rPr>
+          <w:rFonts w:ascii="Calibri" w:hAnsi="Calibri"/>
+          <w:b w:val="0"/>
+          <w:i w:val="0"/>
+          <w:color w:val="1E293B"/>
+          <w:sz w:val="19"/>
+        </w:rPr>
+        <w:t>Tulis ringkasan kendala, langkah mereproduksi masalah, dan lampirkan catatan screenshot.</w:t>
+      </w:r>
+    </w:p>
+    <w:p>
+      <w:pPr>
+        <w:spacing w:before="20" w:after="40" w:line="276" w:lineRule="auto"/>
+        <w:ind w:left="720"/>
+      </w:pPr>
+      <w:r>
+        <w:rPr>
+          <w:rFonts w:ascii="Arial" w:hAnsi="Arial"/>
+          <w:b/>
+          <w:color w:val="2563EB"/>
+          <w:sz w:val="19"/>
+        </w:rPr>
+        <w:t xml:space="preserve">⁃ </w:t>
+      </w:r>
+      <w:r>
+        <w:rPr>
+          <w:rFonts w:ascii="Calibri" w:hAnsi="Calibri"/>
+          <w:b w:val="0"/>
+          <w:i w:val="0"/>
+          <w:color w:val="1E293B"/>
+          <w:sz w:val="19"/>
+        </w:rPr>
+        <w:t>Tentukan tingkat keparahan (</w:t>
+      </w:r>
+      <w:r>
+        <w:rPr>
+          <w:rFonts w:ascii="Calibri" w:hAnsi="Calibri"/>
+          <w:b w:val="0"/>
+          <w:i/>
+          <w:color w:val="1E293B"/>
+          <w:sz w:val="19"/>
+        </w:rPr>
+        <w:t>Severity</w:t>
+      </w:r>
+      <w:r>
+        <w:rPr>
+          <w:rFonts w:ascii="Calibri" w:hAnsi="Calibri"/>
+          <w:b w:val="0"/>
+          <w:i w:val="0"/>
+          <w:color w:val="1E293B"/>
+          <w:sz w:val="19"/>
+        </w:rPr>
+        <w:t>) dan tetapkan developer terkait untuk segera ditindaklanjuti.</w:t>
+      </w:r>
+    </w:p>
+    <w:p>
+      <w:pPr>
+        <w:spacing w:before="120" w:after="120"/>
+      </w:pPr>
+      <w:r>
+        <w:rPr>
+          <w:color w:val="E2E8F0"/>
+        </w:rPr>
+        <w:t>――――――――――――――――――――――――――――――――――――――――――――――――――――――――――</w:t>
+      </w:r>
+    </w:p>
+    <w:p>
+      <w:pPr>
+        <w:keepNext/>
+        <w:spacing w:before="240" w:after="80"/>
+      </w:pPr>
+      <w:r>
+        <w:rPr>
+          <w:rFonts w:ascii="Arial" w:hAnsi="Arial"/>
+          <w:b/>
+          <w:color w:val="2563EB"/>
+          <w:sz w:val="27"/>
+        </w:rPr>
+        <w:t>17. Tips &amp; Pertanyaan Umum (FAQ)</w:t>
       </w:r>
     </w:p>
     <w:p>
@@ -22811,7 +27179,7 @@
         <w:color w:val="94A3B8"/>
         <w:sz w:val="17"/>
       </w:rPr>
-      <w:t>Work Tracker Pro v3.7 • Multi-Company &amp; Project Financials Edition</w:t>
+      <w:t>Work Tracker Pro v3.8 • Multi-Company &amp; Project Financials Edition</w:t>
     </w:r>
     <w:r>
       <w:tab/>
@@ -22853,7 +27221,7 @@
         <w:color w:val="94A3B8"/>
         <w:sz w:val="17"/>
       </w:rPr>
-      <w:t>Work Tracker Pro v3.7  |  User Guide Work Tracker Pro v3.7</w:t>
+      <w:t>Work Tracker Pro v3.8  |  User Guide Work Tracker Pro v3.8</w:t>
     </w:r>
   </w:p>
 </w:hdr>
